--- a/ПЗ_5_МальцеваАА_ПРО41.docx
+++ b/ПЗ_5_МальцеваАА_ПРО41.docx
@@ -568,16 +568,7 @@
           <w:sz w:val="28"/>
           <w:szCs w:val="28"/>
         </w:rPr>
-        <w:t xml:space="preserve">ЗАДАНИЕ </w:t>
-      </w:r>
-      <w:r>
-        <w:rPr>
-          <w:b/>
-          <w:bCs/>
-          <w:sz w:val="28"/>
-          <w:szCs w:val="28"/>
-        </w:rPr>
-        <w:t>№1</w:t>
+        <w:t>ЗАДАНИЕ №1</w:t>
       </w:r>
     </w:p>
     <w:p>
@@ -630,7 +621,10 @@
         </w:rPr>
       </w:pPr>
       <w:r>
-        <w:rPr/>
+        <w:rPr>
+          <w:rFonts w:eastAsia="Aptos" w:cs="Times New Roman"/>
+          <w:lang w:eastAsia="en-US"/>
+        </w:rPr>
       </w:r>
     </w:p>
     <w:p>
@@ -648,7 +642,7 @@
       </w:pPr>
       <w:r>
         <w:drawing>
-          <wp:anchor behindDoc="0" distT="0" distB="0" distL="0" distR="0" simplePos="0" locked="0" layoutInCell="0" allowOverlap="1" relativeHeight="8">
+          <wp:anchor behindDoc="0" distT="0" distB="0" distL="0" distR="0" simplePos="0" locked="0" layoutInCell="0" allowOverlap="1" relativeHeight="2">
             <wp:simplePos x="0" y="0"/>
             <wp:positionH relativeFrom="column">
               <wp:posOffset>949960</wp:posOffset>
@@ -656,7 +650,7 @@
             <wp:positionV relativeFrom="paragraph">
               <wp:posOffset>62230</wp:posOffset>
             </wp:positionV>
-            <wp:extent cx="4577080" cy="3787140"/>
+            <wp:extent cx="4750435" cy="3930650"/>
             <wp:effectExtent l="0" t="0" r="0" b="0"/>
             <wp:wrapTopAndBottom/>
             <wp:docPr id="1" name="Изображение1" descr=""/>
@@ -674,7 +668,7 @@
                   </pic:nvPicPr>
                   <pic:blipFill>
                     <a:blip r:embed="rId2"/>
-                    <a:srcRect l="-186" t="-225" r="-186" b="-225"/>
+                    <a:srcRect l="-185" t="-223" r="-185" b="-223"/>
                     <a:stretch>
                       <a:fillRect/>
                     </a:stretch>
@@ -682,7 +676,7 @@
                   <pic:spPr bwMode="auto">
                     <a:xfrm>
                       <a:off x="0" y="0"/>
-                      <a:ext cx="4577080" cy="3787140"/>
+                      <a:ext cx="4750435" cy="3930650"/>
                     </a:xfrm>
                     <a:prstGeom prst="rect">
                       <a:avLst/>
@@ -705,14 +699,7 @@
           <w:rFonts w:eastAsia="Aptos" w:cs="Times New Roman"/>
           <w:lang w:eastAsia="en-US"/>
         </w:rPr>
-        <w:t xml:space="preserve">Рисунок 1 – </w:t>
-      </w:r>
-      <w:r>
-        <w:rPr>
-          <w:rFonts w:eastAsia="Aptos" w:cs="Times New Roman"/>
-          <w:lang w:eastAsia="en-US"/>
-        </w:rPr>
-        <w:t>Пример макета выбора медиа приложения</w:t>
+        <w:t>Рисунок 1 – Пример макета выбора медиа приложения</w:t>
       </w:r>
     </w:p>
     <w:p>
@@ -729,7 +716,10 @@
         </w:rPr>
       </w:pPr>
       <w:r>
-        <w:rPr/>
+        <w:rPr>
+          <w:rFonts w:eastAsia="Aptos" w:cs="Times New Roman"/>
+          <w:lang w:eastAsia="en-US"/>
+        </w:rPr>
       </w:r>
       <w:r>
         <w:br w:type="page"/>
@@ -738,7 +728,7 @@
     <w:p>
       <w:pPr>
         <w:pStyle w:val="1"/>
-        <w:spacing w:lineRule="auto" w:line="360"/>
+        <w:spacing w:lineRule="auto" w:line="360" w:before="0" w:after="0"/>
         <w:ind w:firstLine="709"/>
         <w:rPr>
           <w:b/>
@@ -772,13 +762,13 @@
         <w:rPr>
           <w:lang w:val="en-US"/>
         </w:rPr>
-        <w:t>AddEditProductActivity</w:t>
-      </w:r>
-    </w:p>
-    <w:p>
-      <w:pPr>
-        <w:pStyle w:val="Normal"/>
-        <w:ind w:firstLine="709"/>
+        <w:t>activity_main.xml</w:t>
+      </w:r>
+    </w:p>
+    <w:p>
+      <w:pPr>
+        <w:pStyle w:val="Normal"/>
+        <w:ind w:hanging="0"/>
         <w:rPr>
           <w:rFonts w:ascii="Noto Sans Medium" w:hAnsi="Noto Sans Medium" w:eastAsia="Noto Sans Medium"/>
           <w:sz w:val="16"/>
@@ -793,20 +783,84 @@
           <w:szCs w:val="16"/>
           <w:lang w:val="en-US" w:eastAsia="zh-CN" w:bidi="hi-IN"/>
         </w:rPr>
-        <w:t>package com.example.pz_4_order_cards</w:t>
-      </w:r>
-    </w:p>
-    <w:p>
-      <w:pPr>
-        <w:pStyle w:val="Normal"/>
-        <w:ind w:firstLine="709"/>
+        <w:t>&lt;?xml version="1.0" encoding="utf-8"?&gt;</w:t>
+        <w:br/>
+        <w:t>&lt;androidx.constraintlayout.widget.ConstraintLayout xmlns:android="http://schemas.android.com/apk/res/android"</w:t>
+        <w:br/>
+        <w:t xml:space="preserve">    xmlns:app="http://schemas.android.com/apk/res-auto"</w:t>
+        <w:br/>
+        <w:t xml:space="preserve">    xmlns:tools="http://schemas.android.com/tools"</w:t>
+        <w:br/>
+        <w:t xml:space="preserve">    android:id="@+id/main"</w:t>
+        <w:br/>
+        <w:t xml:space="preserve">    android:layout_width="match_parent"</w:t>
+        <w:br/>
+        <w:t xml:space="preserve">    android:layout_height="match_parent"</w:t>
+        <w:br/>
+        <w:t xml:space="preserve">    tools:context=".MainActivity"&gt;</w:t>
+        <w:br/>
+        <w:br/>
+        <w:t xml:space="preserve">    &lt;FrameLayout</w:t>
+        <w:br/>
+        <w:t xml:space="preserve">        android:id="@+id/fragment_container"</w:t>
+        <w:br/>
+        <w:t xml:space="preserve">        android:layout_width="match_parent"</w:t>
+        <w:br/>
+        <w:t xml:space="preserve">        android:layout_height="730dp"</w:t>
+        <w:br/>
+        <w:t xml:space="preserve">        android:layout_weight="250"</w:t>
+        <w:br/>
+        <w:t xml:space="preserve">        app:layout_constraintTop_toTopOf="parent"</w:t>
+        <w:br/>
+        <w:t xml:space="preserve">        tools:ignore="MissingConstraints"&gt;</w:t>
+        <w:br/>
+        <w:t xml:space="preserve">        &lt;!--Текст и кнопки--&gt;</w:t>
+        <w:br/>
+        <w:t xml:space="preserve">        &lt;LinearLayout</w:t>
+        <w:br/>
+        <w:t xml:space="preserve">            android:layout_width="match_parent"</w:t>
+        <w:br/>
+        <w:t xml:space="preserve">            android:layout_height="wrap_content"</w:t>
+        <w:br/>
+        <w:t xml:space="preserve">            android:orientation="vertical"</w:t>
+        <w:br/>
+        <w:t xml:space="preserve">            android:padding="5dp"&gt;</w:t>
+        <w:br/>
+        <w:br/>
+        <w:br/>
+        <w:t xml:space="preserve">            &lt;androidx.appcompat.widget.Toolbar</w:t>
+        <w:br/>
+        <w:t xml:space="preserve">                android:id="@+id/my_toolbar"</w:t>
+        <w:br/>
+        <w:t xml:space="preserve">                android:layout_width="match_parent"</w:t>
+        <w:br/>
+        <w:t xml:space="preserve">                android:layout_height="?attr/actionBarSize"</w:t>
+        <w:br/>
+        <w:t xml:space="preserve">                app:popupTheme="@style/ThemeOverlay.AppCompat.Light"&gt;</w:t>
+        <w:br/>
+        <w:br/>
+        <w:t xml:space="preserve">                &lt;TextView</w:t>
+        <w:br/>
+        <w:t xml:space="preserve">                    android:id="@+id/Media_Name"</w:t>
+        <w:br/>
+        <w:t xml:space="preserve">                    android:layout_width="380dp"</w:t>
+        <w:br/>
+        <w:t xml:space="preserve">                    android:layout_height="40dp"</w:t>
+        <w:br/>
+        <w:t xml:space="preserve">                    android:gravity="center"</w:t>
+        <w:br/>
+        <w:t xml:space="preserve">                    android:text="·:*¨</w:t>
+      </w:r>
+      <w:r>
         <w:rPr>
           <w:rFonts w:ascii="Noto Sans Medium" w:hAnsi="Noto Sans Medium" w:eastAsia="Noto Sans Medium"/>
+          <w:sz w:val="16"/>
           <w:sz w:val="16"/>
           <w:szCs w:val="16"/>
           <w:lang w:val="en-US" w:eastAsia="zh-CN" w:bidi="hi-IN"/>
         </w:rPr>
-      </w:pPr>
+        <w:t xml:space="preserve">༺ </w:t>
+      </w:r>
       <w:r>
         <w:rPr>
           <w:rFonts w:eastAsia="Noto Sans Medium" w:ascii="Noto Sans Medium" w:hAnsi="Noto Sans Medium"/>
@@ -814,19 +868,18 @@
           <w:szCs w:val="16"/>
           <w:lang w:val="en-US" w:eastAsia="zh-CN" w:bidi="hi-IN"/>
         </w:rPr>
-      </w:r>
-    </w:p>
-    <w:p>
-      <w:pPr>
-        <w:pStyle w:val="Normal"/>
-        <w:ind w:firstLine="709"/>
+        <w:t xml:space="preserve">Медиа Приложение </w:t>
+      </w:r>
+      <w:r>
         <w:rPr>
           <w:rFonts w:ascii="Noto Sans Medium" w:hAnsi="Noto Sans Medium" w:eastAsia="Noto Sans Medium"/>
+          <w:sz w:val="16"/>
           <w:sz w:val="16"/>
           <w:szCs w:val="16"/>
           <w:lang w:val="en-US" w:eastAsia="zh-CN" w:bidi="hi-IN"/>
         </w:rPr>
-      </w:pPr>
+        <w:t>༻</w:t>
+      </w:r>
       <w:r>
         <w:rPr>
           <w:rFonts w:eastAsia="Noto Sans Medium" w:ascii="Noto Sans Medium" w:hAnsi="Noto Sans Medium"/>
@@ -834,22 +887,161 @@
           <w:szCs w:val="16"/>
           <w:lang w:val="en-US" w:eastAsia="zh-CN" w:bidi="hi-IN"/>
         </w:rPr>
-        <w:t>import android.content.Intent</w:t>
-      </w:r>
-    </w:p>
-    <w:p>
-      <w:pPr>
-        <w:pStyle w:val="Normal"/>
-        <w:ind w:firstLine="709"/>
+        <w:t>¨*:·"</w:t>
+        <w:br/>
+        <w:t xml:space="preserve">                    android:textColor="@color/primary"</w:t>
+        <w:br/>
+        <w:t xml:space="preserve">                    android:textSize="20dp"</w:t>
+        <w:br/>
+        <w:t xml:space="preserve">                    android:textStyle="normal"</w:t>
+        <w:br/>
+        <w:t xml:space="preserve">                    tools:layout_editor_absoluteX="16dp"</w:t>
+        <w:br/>
+        <w:t xml:space="preserve">                    tools:layout_editor_absoluteY="16dp" /&gt;</w:t>
+        <w:br/>
+        <w:br/>
+        <w:t xml:space="preserve">            &lt;/androidx.appcompat.widget.Toolbar&gt;</w:t>
+        <w:br/>
+        <w:br/>
+        <w:br/>
+        <w:t xml:space="preserve">            &lt;!--Кнопки фото и видео--&gt;</w:t>
+        <w:br/>
+        <w:t xml:space="preserve">            &lt;!--Цвет Должен Меняться От нажатия На #f53a9f--&gt;</w:t>
+        <w:br/>
+        <w:t xml:space="preserve">            &lt;LinearLayout</w:t>
+        <w:br/>
+        <w:t xml:space="preserve">                android:layout_width="match_parent"</w:t>
+        <w:br/>
+        <w:t xml:space="preserve">                android:layout_height="wrap_content"</w:t>
+        <w:br/>
+        <w:t xml:space="preserve">                android:orientation="horizontal"</w:t>
+        <w:br/>
+        <w:t xml:space="preserve">                android:padding="5dp"&gt;</w:t>
+        <w:br/>
+        <w:br/>
+        <w:t xml:space="preserve">                &lt;Button</w:t>
+        <w:br/>
+        <w:t xml:space="preserve">                    android:id="@+id/saveButton"</w:t>
+        <w:br/>
+        <w:t xml:space="preserve">                    android:layout_width="0dp"</w:t>
+        <w:br/>
+        <w:t xml:space="preserve">                    android:layout_height="wrap_content"</w:t>
+        <w:br/>
+        <w:t xml:space="preserve">                    android:layout_weight="1"</w:t>
+        <w:br/>
+        <w:t xml:space="preserve">                    android:backgroundTint="#9E9E9E"</w:t>
+        <w:br/>
+        <w:t xml:space="preserve">                    android:text="Фото ˙✧˖°📷 </w:t>
+      </w:r>
+      <w:r>
         <w:rPr>
           <w:rFonts w:ascii="Noto Sans Medium" w:hAnsi="Noto Sans Medium" w:eastAsia="Noto Sans Medium"/>
+          <w:sz w:val="16"/>
           <w:sz w:val="16"/>
           <w:szCs w:val="16"/>
           <w:lang w:val="en-US" w:eastAsia="zh-CN" w:bidi="hi-IN"/>
         </w:rPr>
-      </w:pPr>
-      <w:r>
-        <w:rPr/>
+        <w:t>༘ ⋆</w:t>
+      </w:r>
+      <w:r>
+        <w:rPr>
+          <w:rFonts w:ascii="Noto Sans Medium" w:hAnsi="Noto Sans Medium" w:eastAsia="Noto Sans Medium"/>
+          <w:sz w:val="16"/>
+          <w:szCs w:val="16"/>
+          <w:lang w:val="en-US" w:eastAsia="zh-CN" w:bidi="hi-IN"/>
+        </w:rPr>
+        <w:t>｡</w:t>
+      </w:r>
+      <w:r>
+        <w:rPr>
+          <w:rFonts w:eastAsia="Noto Sans Medium" w:ascii="Noto Sans Medium" w:hAnsi="Noto Sans Medium"/>
+          <w:sz w:val="16"/>
+          <w:szCs w:val="16"/>
+          <w:lang w:val="en-US" w:eastAsia="zh-CN" w:bidi="hi-IN"/>
+        </w:rPr>
+        <w:t>˚"</w:t>
+        <w:br/>
+        <w:t xml:space="preserve">                    android:textColor="@android:color/white"</w:t>
+        <w:br/>
+        <w:t xml:space="preserve">                    android:textStyle="bold" /&gt;</w:t>
+        <w:br/>
+        <w:br/>
+        <w:t xml:space="preserve">                &lt;Button</w:t>
+        <w:br/>
+        <w:t xml:space="preserve">                    android:id="@+id/cancelButton"</w:t>
+        <w:br/>
+        <w:t xml:space="preserve">                    android:layout_width="0dp"</w:t>
+        <w:br/>
+        <w:t xml:space="preserve">                    android:layout_height="wrap_content"</w:t>
+        <w:br/>
+        <w:t xml:space="preserve">                    android:layout_marginStart="16dp"</w:t>
+        <w:br/>
+        <w:t xml:space="preserve">                    android:layout_weight="1"</w:t>
+        <w:br/>
+        <w:t xml:space="preserve">                    android:backgroundTint="#9E9E9E"</w:t>
+        <w:br/>
+        <w:t xml:space="preserve">                    android:text="Видео ˙✧˖°🎥 </w:t>
+      </w:r>
+      <w:r>
+        <w:rPr>
+          <w:rFonts w:ascii="Noto Sans Medium" w:hAnsi="Noto Sans Medium" w:eastAsia="Noto Sans Medium"/>
+          <w:sz w:val="16"/>
+          <w:sz w:val="16"/>
+          <w:szCs w:val="16"/>
+          <w:lang w:val="en-US" w:eastAsia="zh-CN" w:bidi="hi-IN"/>
+        </w:rPr>
+        <w:t>༘ ⋆</w:t>
+      </w:r>
+      <w:r>
+        <w:rPr>
+          <w:rFonts w:ascii="Noto Sans Medium" w:hAnsi="Noto Sans Medium" w:eastAsia="Noto Sans Medium"/>
+          <w:sz w:val="16"/>
+          <w:szCs w:val="16"/>
+          <w:lang w:val="en-US" w:eastAsia="zh-CN" w:bidi="hi-IN"/>
+        </w:rPr>
+        <w:t>｡</w:t>
+      </w:r>
+      <w:r>
+        <w:rPr>
+          <w:rFonts w:eastAsia="Noto Sans Medium" w:ascii="Noto Sans Medium" w:hAnsi="Noto Sans Medium"/>
+          <w:sz w:val="16"/>
+          <w:szCs w:val="16"/>
+          <w:lang w:val="en-US" w:eastAsia="zh-CN" w:bidi="hi-IN"/>
+        </w:rPr>
+        <w:t>˚"</w:t>
+        <w:br/>
+        <w:t xml:space="preserve">                    android:textColor="@android:color/white"</w:t>
+        <w:br/>
+        <w:t xml:space="preserve">                    android:textStyle="bold" /&gt;</w:t>
+        <w:br/>
+        <w:t xml:space="preserve">            &lt;/LinearLayout&gt;</w:t>
+        <w:br/>
+        <w:t xml:space="preserve">        &lt;/LinearLayout&gt;</w:t>
+        <w:br/>
+        <w:t xml:space="preserve">    &lt;/FrameLayout&gt;</w:t>
+        <w:br/>
+        <w:t>&lt;/androidx.constraintlayout.widget.ConstraintLayout&gt;</w:t>
+        <w:br/>
+      </w:r>
+    </w:p>
+    <w:p>
+      <w:pPr>
+        <w:pStyle w:val="Normal"/>
+        <w:ind w:firstLine="709"/>
+        <w:rPr>
+          <w:rFonts w:ascii="Noto Sans Medium" w:hAnsi="Noto Sans Medium" w:eastAsia="Noto Sans Medium"/>
+          <w:sz w:val="16"/>
+          <w:szCs w:val="16"/>
+          <w:lang w:val="en-US" w:eastAsia="zh-CN" w:bidi="hi-IN"/>
+        </w:rPr>
+      </w:pPr>
+      <w:r>
+        <w:rPr>
+          <w:rFonts w:eastAsia="Noto Sans Medium" w:ascii="Noto Sans Medium" w:hAnsi="Noto Sans Medium"/>
+          <w:sz w:val="16"/>
+          <w:szCs w:val="16"/>
+          <w:lang w:val="en-US" w:eastAsia="zh-CN" w:bidi="hi-IN"/>
+        </w:rPr>
       </w:r>
       <w:r>
         <w:br w:type="page"/>
@@ -858,6 +1050,7 @@
     <w:p>
       <w:pPr>
         <w:pStyle w:val="Normal"/>
+        <w:spacing w:before="0" w:after="0"/>
         <w:ind w:firstLine="709"/>
         <w:rPr>
           <w:b/>
@@ -876,87 +1069,11 @@
     </w:p>
     <w:p>
       <w:pPr>
-        <w:pStyle w:val="1"/>
-        <w:spacing w:before="0" w:after="240"/>
-        <w:ind w:firstLine="709"/>
-        <w:jc w:val="center"/>
-        <w:rPr>
-          <w:b/>
-          <w:bCs/>
-          <w:sz w:val="28"/>
-          <w:szCs w:val="28"/>
-        </w:rPr>
-      </w:pPr>
-      <w:r>
-        <w:rPr/>
-      </w:r>
-      <w:r>
-        <w:br w:type="page"/>
-      </w:r>
-    </w:p>
-    <w:p>
-      <w:pPr>
-        <w:pStyle w:val="1"/>
-        <w:spacing w:before="0" w:after="240"/>
-        <w:ind w:firstLine="709"/>
-        <w:jc w:val="center"/>
-        <w:rPr>
-          <w:b/>
-          <w:bCs/>
-          <w:sz w:val="28"/>
-          <w:szCs w:val="28"/>
-        </w:rPr>
-      </w:pPr>
-      <w:r>
-        <w:rPr>
-          <w:b/>
-          <w:bCs/>
-          <w:sz w:val="28"/>
-          <w:szCs w:val="28"/>
-        </w:rPr>
-        <w:t xml:space="preserve">ЗАДАНИЕ </w:t>
-      </w:r>
-      <w:r>
-        <w:rPr>
-          <w:b/>
-          <w:bCs/>
-          <w:sz w:val="28"/>
-          <w:szCs w:val="28"/>
-        </w:rPr>
-        <w:t>№2</w:t>
-      </w:r>
-    </w:p>
-    <w:p>
-      <w:pPr>
-        <w:pStyle w:val="Normal"/>
-        <w:ind w:firstLine="709"/>
-        <w:jc w:val="both"/>
-        <w:rPr/>
-      </w:pPr>
-      <w:r>
-        <w:rPr/>
-        <w:t>Разработайте визуально выразительные макеты для PhotoFragment и VideoFragment, используя ConstraintLayout для создания адаптивных интерфейсов.</w:t>
-      </w:r>
-    </w:p>
-    <w:p>
-      <w:pPr>
-        <w:pStyle w:val="Normal"/>
-        <w:ind w:firstLine="709"/>
-        <w:jc w:val="both"/>
-        <w:rPr/>
-      </w:pPr>
-      <w:r>
-        <w:rPr/>
-        <w:t>Используйте Guidline библиотеки Material3, а также Res/colors,string, demention, и других типов ресурсов</w:t>
-      </w:r>
-    </w:p>
-    <w:p>
-      <w:pPr>
         <w:pStyle w:val="Normal"/>
         <w:widowControl/>
         <w:suppressAutoHyphens w:val="false"/>
         <w:spacing w:lineRule="auto" w:line="360"/>
-        <w:jc w:val="center"/>
+        <w:jc w:val="both"/>
         <w:textAlignment w:val="auto"/>
         <w:rPr>
           <w:rFonts w:eastAsia="Aptos" w:cs="Times New Roman"/>
@@ -973,30 +1090,37 @@
     <w:p>
       <w:pPr>
         <w:pStyle w:val="Normal"/>
-        <w:widowControl/>
-        <w:suppressAutoHyphens w:val="false"/>
-        <w:spacing w:lineRule="auto" w:line="360"/>
-        <w:jc w:val="center"/>
-        <w:textAlignment w:val="auto"/>
-        <w:rPr>
-          <w:rFonts w:eastAsia="Aptos" w:cs="Times New Roman"/>
-          <w:lang w:eastAsia="en-US"/>
+        <w:ind w:firstLine="709"/>
+        <w:jc w:val="center"/>
+        <w:rPr/>
+      </w:pPr>
+      <w:r>
+        <w:rPr/>
+      </w:r>
+    </w:p>
+    <w:p>
+      <w:pPr>
+        <w:pStyle w:val="Normal"/>
+        <w:ind w:firstLine="709"/>
+        <w:jc w:val="center"/>
+        <w:rPr>
+          <w:lang w:val="en-US"/>
         </w:rPr>
       </w:pPr>
       <w:r>
         <w:drawing>
-          <wp:anchor behindDoc="0" distT="0" distB="0" distL="0" distR="0" simplePos="0" locked="0" layoutInCell="0" allowOverlap="1" relativeHeight="9">
+          <wp:anchor behindDoc="0" distT="0" distB="0" distL="0" distR="0" simplePos="0" locked="0" layoutInCell="0" allowOverlap="1" relativeHeight="7">
             <wp:simplePos x="0" y="0"/>
             <wp:positionH relativeFrom="column">
-              <wp:posOffset>1040130</wp:posOffset>
+              <wp:posOffset>1462405</wp:posOffset>
             </wp:positionH>
             <wp:positionV relativeFrom="paragraph">
-              <wp:posOffset>80645</wp:posOffset>
+              <wp:posOffset>635</wp:posOffset>
             </wp:positionV>
-            <wp:extent cx="4135120" cy="3415665"/>
+            <wp:extent cx="3597910" cy="6385560"/>
             <wp:effectExtent l="0" t="0" r="0" b="0"/>
             <wp:wrapTopAndBottom/>
-            <wp:docPr id="2" name="Изображение2" descr=""/>
+            <wp:docPr id="2" name="Изображение4" descr=""/>
             <wp:cNvGraphicFramePr>
               <a:graphicFrameLocks xmlns:a="http://schemas.openxmlformats.org/drawingml/2006/main" noChangeAspect="1"/>
             </wp:cNvGraphicFramePr>
@@ -1004,14 +1128,14 @@
               <a:graphicData uri="http://schemas.openxmlformats.org/drawingml/2006/picture">
                 <pic:pic xmlns:pic="http://schemas.openxmlformats.org/drawingml/2006/picture">
                   <pic:nvPicPr>
-                    <pic:cNvPr id="2" name="Изображение2" descr=""/>
+                    <pic:cNvPr id="2" name="Изображение4" descr=""/>
                     <pic:cNvPicPr>
                       <a:picLocks noChangeAspect="1" noChangeArrowheads="1"/>
                     </pic:cNvPicPr>
                   </pic:nvPicPr>
                   <pic:blipFill>
                     <a:blip r:embed="rId3"/>
-                    <a:srcRect l="-222" t="-269" r="-222" b="-269"/>
+                    <a:srcRect l="-251" t="-141" r="-251" b="-141"/>
                     <a:stretch>
                       <a:fillRect/>
                     </a:stretch>
@@ -1019,7 +1143,7 @@
                   <pic:spPr bwMode="auto">
                     <a:xfrm>
                       <a:off x="0" y="0"/>
-                      <a:ext cx="4135120" cy="3415665"/>
+                      <a:ext cx="3597910" cy="6385560"/>
                     </a:xfrm>
                     <a:prstGeom prst="rect">
                       <a:avLst/>
@@ -1039,19 +1163,177 @@
       </w:r>
       <w:r>
         <w:rPr/>
-        <w:t xml:space="preserve">Рисунок </w:t>
-      </w:r>
-      <w:r>
-        <w:rPr/>
-        <w:t>2</w:t>
-      </w:r>
-      <w:r>
-        <w:rPr/>
-        <w:t xml:space="preserve"> – Пример макета </w:t>
-      </w:r>
-      <w:r>
-        <w:rPr/>
-        <w:t>показа фото</w:t>
+        <w:t>Рисунок</w:t>
+      </w:r>
+      <w:r>
+        <w:rPr>
+          <w:lang w:val="en-US"/>
+        </w:rPr>
+        <w:t xml:space="preserve"> 6 – </w:t>
+      </w:r>
+      <w:r>
+        <w:rPr>
+          <w:lang w:val="en-US"/>
+        </w:rPr>
+        <w:t>activity_main.xml при не активной кнопке</w:t>
+      </w:r>
+    </w:p>
+    <w:p>
+      <w:pPr>
+        <w:pStyle w:val="Normal"/>
+        <w:ind w:firstLine="709"/>
+        <w:jc w:val="center"/>
+        <w:rPr>
+          <w:lang w:val="en-US"/>
+        </w:rPr>
+      </w:pPr>
+      <w:r>
+        <w:rPr>
+          <w:lang w:val="en-US"/>
+        </w:rPr>
+      </w:r>
+    </w:p>
+    <w:p>
+      <w:pPr>
+        <w:pStyle w:val="Normal"/>
+        <w:ind w:firstLine="709"/>
+        <w:jc w:val="center"/>
+        <w:rPr>
+          <w:lang w:val="en-US"/>
+        </w:rPr>
+      </w:pPr>
+      <w:r>
+        <w:rPr/>
+      </w:r>
+    </w:p>
+    <w:p>
+      <w:pPr>
+        <w:pStyle w:val="Normal"/>
+        <w:ind w:firstLine="709"/>
+        <w:jc w:val="center"/>
+        <w:rPr>
+          <w:lang w:val="en-US"/>
+        </w:rPr>
+      </w:pPr>
+      <w:r>
+        <w:drawing>
+          <wp:anchor behindDoc="0" distT="0" distB="0" distL="0" distR="0" simplePos="0" locked="0" layoutInCell="0" allowOverlap="1" relativeHeight="8">
+            <wp:simplePos x="0" y="0"/>
+            <wp:positionH relativeFrom="column">
+              <wp:posOffset>1532890</wp:posOffset>
+            </wp:positionH>
+            <wp:positionV relativeFrom="paragraph">
+              <wp:posOffset>635</wp:posOffset>
+            </wp:positionV>
+            <wp:extent cx="3646805" cy="6377305"/>
+            <wp:effectExtent l="0" t="0" r="0" b="0"/>
+            <wp:wrapTopAndBottom/>
+            <wp:docPr id="3" name="Изображение5" descr=""/>
+            <wp:cNvGraphicFramePr>
+              <a:graphicFrameLocks xmlns:a="http://schemas.openxmlformats.org/drawingml/2006/main" noChangeAspect="1"/>
+            </wp:cNvGraphicFramePr>
+            <a:graphic xmlns:a="http://schemas.openxmlformats.org/drawingml/2006/main">
+              <a:graphicData uri="http://schemas.openxmlformats.org/drawingml/2006/picture">
+                <pic:pic xmlns:pic="http://schemas.openxmlformats.org/drawingml/2006/picture">
+                  <pic:nvPicPr>
+                    <pic:cNvPr id="3" name="Изображение5" descr=""/>
+                    <pic:cNvPicPr>
+                      <a:picLocks noChangeAspect="1" noChangeArrowheads="1"/>
+                    </pic:cNvPicPr>
+                  </pic:nvPicPr>
+                  <pic:blipFill>
+                    <a:blip r:embed="rId4"/>
+                    <a:srcRect l="-248" t="-142" r="-248" b="-142"/>
+                    <a:stretch>
+                      <a:fillRect/>
+                    </a:stretch>
+                  </pic:blipFill>
+                  <pic:spPr bwMode="auto">
+                    <a:xfrm>
+                      <a:off x="0" y="0"/>
+                      <a:ext cx="3646805" cy="6377305"/>
+                    </a:xfrm>
+                    <a:prstGeom prst="rect">
+                      <a:avLst/>
+                    </a:prstGeom>
+                    <a:noFill/>
+                    <a:ln w="9525">
+                      <a:solidFill>
+                        <a:srgbClr val="000000"/>
+                      </a:solidFill>
+                    </a:ln>
+                  </pic:spPr>
+                </pic:pic>
+              </a:graphicData>
+            </a:graphic>
+          </wp:anchor>
+        </w:drawing>
+      </w:r>
+      <w:r>
+        <w:rPr/>
+        <w:t>Рисунок</w:t>
+      </w:r>
+      <w:r>
+        <w:rPr>
+          <w:lang w:val="en-US"/>
+        </w:rPr>
+        <w:t xml:space="preserve"> 7 – </w:t>
+      </w:r>
+      <w:r>
+        <w:rPr>
+          <w:lang w:val="en-US"/>
+        </w:rPr>
+        <w:t>activity_main.xml при нажатии кнопки</w:t>
+      </w:r>
+      <w:r>
+        <w:br w:type="page"/>
+      </w:r>
+    </w:p>
+    <w:p>
+      <w:pPr>
+        <w:pStyle w:val="1"/>
+        <w:spacing w:before="0" w:after="240"/>
+        <w:ind w:firstLine="709"/>
+        <w:jc w:val="center"/>
+        <w:rPr>
+          <w:b/>
+          <w:bCs/>
+          <w:sz w:val="28"/>
+          <w:szCs w:val="28"/>
+        </w:rPr>
+      </w:pPr>
+      <w:r>
+        <w:rPr>
+          <w:b/>
+          <w:bCs/>
+          <w:sz w:val="28"/>
+          <w:szCs w:val="28"/>
+        </w:rPr>
+        <w:t>ЗАДАНИЕ №2</w:t>
+      </w:r>
+    </w:p>
+    <w:p>
+      <w:pPr>
+        <w:pStyle w:val="Normal"/>
+        <w:ind w:firstLine="709"/>
+        <w:jc w:val="both"/>
+        <w:rPr/>
+      </w:pPr>
+      <w:r>
+        <w:rPr/>
+        <w:t>Разработайте визуально выразительные макеты для PhotoFragment и VideoFragment, используя ConstraintLayout для создания адаптивных интерфейсов.</w:t>
+      </w:r>
+    </w:p>
+    <w:p>
+      <w:pPr>
+        <w:pStyle w:val="Normal"/>
+        <w:ind w:firstLine="709"/>
+        <w:jc w:val="both"/>
+        <w:rPr/>
+      </w:pPr>
+      <w:r>
+        <w:rPr/>
+        <w:t>Используйте Guidline библиотеки Material3, а также Res/colors,string, demention, и других типов ресурсов</w:t>
       </w:r>
     </w:p>
     <w:p>
@@ -1089,7 +1371,99 @@
       </w:pPr>
       <w:r>
         <w:drawing>
-          <wp:anchor behindDoc="0" distT="0" distB="0" distL="0" distR="0" simplePos="0" locked="0" layoutInCell="0" allowOverlap="1" relativeHeight="10">
+          <wp:anchor behindDoc="0" distT="0" distB="0" distL="0" distR="0" simplePos="0" locked="0" layoutInCell="0" allowOverlap="1" relativeHeight="3">
+            <wp:simplePos x="0" y="0"/>
+            <wp:positionH relativeFrom="column">
+              <wp:posOffset>511175</wp:posOffset>
+            </wp:positionH>
+            <wp:positionV relativeFrom="paragraph">
+              <wp:posOffset>80645</wp:posOffset>
+            </wp:positionV>
+            <wp:extent cx="5330825" cy="4403090"/>
+            <wp:effectExtent l="0" t="0" r="0" b="0"/>
+            <wp:wrapTopAndBottom/>
+            <wp:docPr id="4" name="Изображение2" descr=""/>
+            <wp:cNvGraphicFramePr>
+              <a:graphicFrameLocks xmlns:a="http://schemas.openxmlformats.org/drawingml/2006/main" noChangeAspect="1"/>
+            </wp:cNvGraphicFramePr>
+            <a:graphic xmlns:a="http://schemas.openxmlformats.org/drawingml/2006/main">
+              <a:graphicData uri="http://schemas.openxmlformats.org/drawingml/2006/picture">
+                <pic:pic xmlns:pic="http://schemas.openxmlformats.org/drawingml/2006/picture">
+                  <pic:nvPicPr>
+                    <pic:cNvPr id="4" name="Изображение2" descr=""/>
+                    <pic:cNvPicPr>
+                      <a:picLocks noChangeAspect="1" noChangeArrowheads="1"/>
+                    </pic:cNvPicPr>
+                  </pic:nvPicPr>
+                  <pic:blipFill>
+                    <a:blip r:embed="rId5"/>
+                    <a:srcRect l="-220" t="-266" r="-220" b="-266"/>
+                    <a:stretch>
+                      <a:fillRect/>
+                    </a:stretch>
+                  </pic:blipFill>
+                  <pic:spPr bwMode="auto">
+                    <a:xfrm>
+                      <a:off x="0" y="0"/>
+                      <a:ext cx="5330825" cy="4403090"/>
+                    </a:xfrm>
+                    <a:prstGeom prst="rect">
+                      <a:avLst/>
+                    </a:prstGeom>
+                    <a:noFill/>
+                    <a:ln w="9525">
+                      <a:solidFill>
+                        <a:srgbClr val="000000"/>
+                      </a:solidFill>
+                    </a:ln>
+                  </pic:spPr>
+                </pic:pic>
+              </a:graphicData>
+            </a:graphic>
+          </wp:anchor>
+        </w:drawing>
+      </w:r>
+      <w:r>
+        <w:rPr/>
+        <w:t>Рисунок 2 – Пример макета показа фото</w:t>
+      </w:r>
+    </w:p>
+    <w:p>
+      <w:pPr>
+        <w:pStyle w:val="Normal"/>
+        <w:widowControl/>
+        <w:suppressAutoHyphens w:val="false"/>
+        <w:spacing w:lineRule="auto" w:line="360"/>
+        <w:jc w:val="center"/>
+        <w:textAlignment w:val="auto"/>
+        <w:rPr>
+          <w:rFonts w:eastAsia="Aptos" w:cs="Times New Roman"/>
+          <w:lang w:eastAsia="en-US"/>
+        </w:rPr>
+      </w:pPr>
+      <w:r>
+        <w:rPr>
+          <w:rFonts w:eastAsia="Aptos" w:cs="Times New Roman"/>
+          <w:lang w:eastAsia="en-US"/>
+        </w:rPr>
+      </w:r>
+    </w:p>
+    <w:p>
+      <w:pPr>
+        <w:pStyle w:val="Normal"/>
+        <w:widowControl/>
+        <w:suppressAutoHyphens w:val="false"/>
+        <w:spacing w:lineRule="auto" w:line="360"/>
+        <w:jc w:val="center"/>
+        <w:textAlignment w:val="auto"/>
+        <w:rPr>
+          <w:rFonts w:eastAsia="Aptos" w:cs="Times New Roman"/>
+          <w:lang w:eastAsia="en-US"/>
+        </w:rPr>
+      </w:pPr>
+      <w:r>
+        <w:drawing>
+          <wp:anchor behindDoc="0" distT="0" distB="0" distL="0" distR="0" simplePos="0" locked="0" layoutInCell="0" allowOverlap="1" relativeHeight="4">
             <wp:simplePos x="0" y="0"/>
             <wp:positionH relativeFrom="column">
               <wp:align>center</wp:align>
@@ -1100,7 +1474,7 @@
             <wp:extent cx="4781550" cy="3990340"/>
             <wp:effectExtent l="0" t="0" r="0" b="0"/>
             <wp:wrapTopAndBottom/>
-            <wp:docPr id="3" name="Изображение3" descr=""/>
+            <wp:docPr id="5" name="Изображение3" descr=""/>
             <wp:cNvGraphicFramePr>
               <a:graphicFrameLocks xmlns:a="http://schemas.openxmlformats.org/drawingml/2006/main" noChangeAspect="1"/>
             </wp:cNvGraphicFramePr>
@@ -1108,14 +1482,14 @@
               <a:graphicData uri="http://schemas.openxmlformats.org/drawingml/2006/picture">
                 <pic:pic xmlns:pic="http://schemas.openxmlformats.org/drawingml/2006/picture">
                   <pic:nvPicPr>
-                    <pic:cNvPr id="3" name="Изображение3" descr=""/>
+                    <pic:cNvPr id="5" name="Изображение3" descr=""/>
                     <pic:cNvPicPr>
                       <a:picLocks noChangeAspect="1" noChangeArrowheads="1"/>
                     </pic:cNvPicPr>
                   </pic:nvPicPr>
                   <pic:blipFill>
-                    <a:blip r:embed="rId4"/>
-                    <a:srcRect l="-195" t="-233" r="-195" b="-233"/>
+                    <a:blip r:embed="rId6"/>
+                    <a:srcRect l="-193" t="-231" r="-193" b="-231"/>
                     <a:stretch>
                       <a:fillRect/>
                     </a:stretch>
@@ -1143,11 +1517,7 @@
       </w:r>
       <w:r>
         <w:rPr/>
-        <w:t xml:space="preserve">Рисунок 2 – Пример макета показа </w:t>
-      </w:r>
-      <w:r>
-        <w:rPr/>
-        <w:t>видео</w:t>
+        <w:t>Рисунок 2 – Пример макета показа видео</w:t>
       </w:r>
     </w:p>
     <w:p>
@@ -1183,28 +1553,33 @@
         </w:rPr>
       </w:pPr>
       <w:r>
-        <w:rPr/>
-      </w:r>
-    </w:p>
-    <w:p>
-      <w:pPr>
-        <w:pStyle w:val="1"/>
-        <w:spacing w:lineRule="auto" w:line="360"/>
-        <w:ind w:firstLine="709"/>
         <w:rPr>
           <w:b/>
           <w:bCs/>
           <w:sz w:val="28"/>
           <w:szCs w:val="28"/>
         </w:rPr>
-      </w:pPr>
-      <w:r>
+      </w:r>
+    </w:p>
+    <w:p>
+      <w:pPr>
+        <w:pStyle w:val="1"/>
+        <w:spacing w:lineRule="auto" w:line="360"/>
+        <w:ind w:firstLine="709"/>
         <w:rPr>
           <w:b/>
           <w:bCs/>
           <w:sz w:val="28"/>
           <w:szCs w:val="28"/>
         </w:rPr>
+      </w:pPr>
+      <w:r>
+        <w:rPr>
+          <w:b/>
+          <w:bCs/>
+          <w:sz w:val="28"/>
+          <w:szCs w:val="28"/>
+        </w:rPr>
         <w:t>Решение:</w:t>
       </w:r>
     </w:p>
@@ -1221,106 +1596,731 @@
       </w:r>
       <w:r>
         <w:rPr>
-          <w:lang w:val="en-US"/>
-        </w:rPr>
-        <w:t>AddEditProductActivity</w:t>
-      </w:r>
-    </w:p>
-    <w:p>
-      <w:pPr>
-        <w:pStyle w:val="Normal"/>
-        <w:ind w:firstLine="709"/>
-        <w:rPr>
-          <w:rFonts w:ascii="Noto Sans Medium" w:hAnsi="Noto Sans Medium" w:eastAsia="Noto Sans Medium"/>
+          <w:rFonts w:eastAsia="Verdana" w:cs="Tahoma"/>
+          <w:color w:val="auto"/>
+          <w:kern w:val="2"/>
+          <w:sz w:val="24"/>
+          <w:szCs w:val="24"/>
+          <w:lang w:val="en-US" w:eastAsia="ru-RU" w:bidi="ar-SA"/>
+        </w:rPr>
+        <w:t>fragment_video.xml</w:t>
+      </w:r>
+    </w:p>
+    <w:p>
+      <w:pPr>
+        <w:pStyle w:val="Normal"/>
+        <w:ind w:hanging="0"/>
+        <w:rPr/>
+      </w:pPr>
+      <w:r>
+        <w:rPr>
+          <w:rFonts w:eastAsia="Noto Sans Medium" w:cs="Tahoma" w:ascii="Noto Sans Medium" w:hAnsi="Noto Sans Medium"/>
+          <w:color w:val="auto"/>
+          <w:kern w:val="2"/>
           <w:sz w:val="16"/>
           <w:szCs w:val="16"/>
           <w:lang w:val="en-US" w:eastAsia="zh-CN" w:bidi="hi-IN"/>
         </w:rPr>
-      </w:pPr>
-      <w:r>
-        <w:rPr>
-          <w:rFonts w:eastAsia="Noto Sans Medium" w:ascii="Noto Sans Medium" w:hAnsi="Noto Sans Medium"/>
+        <w:t>&lt;?xml version="1.0" encoding="utf-8"?&gt;</w:t>
+        <w:br/>
+        <w:t>&lt;FrameLayout xmlns:android="http://schemas.android.com/apk/res/android"</w:t>
+        <w:br/>
+        <w:t xml:space="preserve">    xmlns:tools="http://schemas.android.com/tools"</w:t>
+        <w:br/>
+        <w:t xml:space="preserve">    android:layout_width="match_parent"</w:t>
+        <w:br/>
+        <w:t xml:space="preserve">    android:layout_height="match_parent"</w:t>
+        <w:br/>
+        <w:t xml:space="preserve">    tools:context=".VideoFragment"&gt;</w:t>
+        <w:br/>
+        <w:br/>
+        <w:t xml:space="preserve">    &lt;!--Текст,кнопки, окно показа--&gt;</w:t>
+        <w:br/>
+        <w:t xml:space="preserve">    &lt;LinearLayout</w:t>
+        <w:br/>
+        <w:t xml:space="preserve">        android:layout_width="match_parent"</w:t>
+        <w:br/>
+        <w:t xml:space="preserve">        android:layout_height="match_parent"</w:t>
+        <w:br/>
+        <w:t xml:space="preserve">        android:orientation="vertical"</w:t>
+        <w:br/>
+        <w:t xml:space="preserve">        android:padding="10dp"&gt;</w:t>
+        <w:br/>
+        <w:br/>
+        <w:t xml:space="preserve">        &lt;TextView</w:t>
+        <w:br/>
+        <w:t xml:space="preserve">            android:id="@+id/gallaryPhoto"</w:t>
+        <w:br/>
+        <w:t xml:space="preserve">            android:layout_width="390dp"</w:t>
+        <w:br/>
+        <w:t xml:space="preserve">            android:layout_height="53dp"</w:t>
+        <w:br/>
+        <w:t xml:space="preserve">            android:gravity="center"</w:t>
+        <w:br/>
+        <w:t xml:space="preserve">            android:text="Видео плеер ˙✧˖°🎥 </w:t>
+      </w:r>
+      <w:r>
+        <w:rPr>
+          <w:rFonts w:ascii="Noto Sans Medium" w:hAnsi="Noto Sans Medium" w:eastAsia="Noto Sans Medium"/>
+          <w:color w:val="auto"/>
+          <w:kern w:val="2"/>
+          <w:sz w:val="16"/>
           <w:sz w:val="16"/>
           <w:szCs w:val="16"/>
           <w:lang w:val="en-US" w:eastAsia="zh-CN" w:bidi="hi-IN"/>
         </w:rPr>
-        <w:t>package com.example.pz_4_order_cards</w:t>
-      </w:r>
-    </w:p>
-    <w:p>
-      <w:pPr>
-        <w:pStyle w:val="Normal"/>
-        <w:ind w:firstLine="709"/>
-        <w:rPr>
-          <w:rFonts w:ascii="Noto Sans Medium" w:hAnsi="Noto Sans Medium" w:eastAsia="Noto Sans Medium"/>
+        <w:t>༘ ⋆</w:t>
+      </w:r>
+      <w:r>
+        <w:rPr>
+          <w:rFonts w:ascii="Noto Sans Medium" w:hAnsi="Noto Sans Medium" w:cs="Tahoma" w:eastAsia="Noto Sans Medium"/>
+          <w:color w:val="auto"/>
+          <w:kern w:val="2"/>
           <w:sz w:val="16"/>
           <w:szCs w:val="16"/>
           <w:lang w:val="en-US" w:eastAsia="zh-CN" w:bidi="hi-IN"/>
         </w:rPr>
-      </w:pPr>
-      <w:r>
-        <w:rPr>
-          <w:rFonts w:eastAsia="Noto Sans Medium" w:ascii="Noto Sans Medium" w:hAnsi="Noto Sans Medium"/>
+        <w:t>｡</w:t>
+      </w:r>
+      <w:r>
+        <w:rPr>
+          <w:rFonts w:eastAsia="Noto Sans Medium" w:cs="Tahoma" w:ascii="Noto Sans Medium" w:hAnsi="Noto Sans Medium"/>
+          <w:color w:val="auto"/>
+          <w:kern w:val="2"/>
           <w:sz w:val="16"/>
           <w:szCs w:val="16"/>
           <w:lang w:val="en-US" w:eastAsia="zh-CN" w:bidi="hi-IN"/>
         </w:rPr>
-      </w:r>
-    </w:p>
-    <w:p>
-      <w:pPr>
-        <w:pStyle w:val="Normal"/>
-        <w:ind w:firstLine="709"/>
+        <w:t>˚·"</w:t>
+        <w:br/>
+        <w:t xml:space="preserve">            android:textColor="@color/primary"</w:t>
+        <w:br/>
+        <w:t xml:space="preserve">            android:textSize="20dp"</w:t>
+        <w:br/>
+        <w:t xml:space="preserve">            android:textStyle="normal"</w:t>
+        <w:br/>
+        <w:t xml:space="preserve">            tools:layout_editor_absoluteX="16dp"</w:t>
+        <w:br/>
+        <w:t xml:space="preserve">            tools:layout_editor_absoluteY="16dp" /&gt;</w:t>
+        <w:br/>
+        <w:br/>
+        <w:t xml:space="preserve">        &lt;TextView</w:t>
+        <w:br/>
+        <w:t xml:space="preserve">            android:id="@+id/oneFromOne"</w:t>
+        <w:br/>
+        <w:t xml:space="preserve">            android:layout_width="390dp"</w:t>
+        <w:br/>
+        <w:t xml:space="preserve">            android:layout_height="49dp"</w:t>
+        <w:br/>
+        <w:t xml:space="preserve">            android:gravity="center"</w:t>
+        <w:br/>
+        <w:t xml:space="preserve">            android:text="Демо видео"</w:t>
+        <w:br/>
+        <w:t xml:space="preserve">            android:textColor="@color/primary_variant"</w:t>
+        <w:br/>
+        <w:t xml:space="preserve">            android:textSize="15dp" /&gt;</w:t>
+        <w:br/>
+        <w:br/>
+        <w:br/>
+        <w:t xml:space="preserve">        &lt;FrameLayout</w:t>
+        <w:br/>
+        <w:t xml:space="preserve">            android:layout_width="wrap_content"</w:t>
+        <w:br/>
+        <w:t xml:space="preserve">            android:layout_height="507dp"&gt;</w:t>
+        <w:br/>
+        <w:br/>
+        <w:t xml:space="preserve">            &lt;Switch</w:t>
+        <w:br/>
+        <w:t xml:space="preserve">                android:id="@+id/mySwitch"</w:t>
+        <w:br/>
+        <w:t xml:space="preserve">                android:layout_width="wrap_content"</w:t>
+        <w:br/>
+        <w:t xml:space="preserve">                android:layout_height="wrap_content"</w:t>
+        <w:br/>
+        <w:t xml:space="preserve">                android:layout_gravity="center"</w:t>
+        <w:br/>
+        <w:t xml:space="preserve">                android:layout_margin="16dp"</w:t>
+        <w:br/>
+        <w:t xml:space="preserve">                android:text="Плей/Пауза"</w:t>
+        <w:br/>
+        <w:t xml:space="preserve">                /&gt;</w:t>
+        <w:br/>
+        <w:br/>
+        <w:t xml:space="preserve">            &lt;VideoView</w:t>
+        <w:br/>
+        <w:t xml:space="preserve">                android:id="@+id/Video"</w:t>
+        <w:br/>
+        <w:t xml:space="preserve">                android:layout_width="wrap_content"</w:t>
+        <w:br/>
+        <w:t xml:space="preserve">                android:layout_height="503dp"</w:t>
+        <w:br/>
+        <w:t xml:space="preserve">                android:layout_gravity="center"</w:t>
+        <w:br/>
+        <w:t xml:space="preserve">                android:background="@drawable/video_border" /&gt;</w:t>
+        <w:br/>
+        <w:br/>
+        <w:t xml:space="preserve">        &lt;/FrameLayout&gt;</w:t>
+        <w:br/>
+        <w:br/>
+        <w:t xml:space="preserve">        &lt;!--Кнопки и текст о готовности--&gt;</w:t>
+        <w:br/>
+        <w:t xml:space="preserve">        &lt;LinearLayout</w:t>
+        <w:br/>
+        <w:t xml:space="preserve">            android:layout_width="395dp"</w:t>
+        <w:br/>
+        <w:t xml:space="preserve">            android:layout_height="116dp"</w:t>
+        <w:br/>
+        <w:t xml:space="preserve">            android:orientation="vertical"</w:t>
+        <w:br/>
+        <w:t xml:space="preserve">            android:padding="5dp"&gt;</w:t>
+        <w:br/>
+        <w:br/>
+        <w:br/>
+        <w:t xml:space="preserve">            &lt;!--Кнопки управления видео--&gt;</w:t>
+        <w:br/>
+        <w:t xml:space="preserve">            &lt;!--Цвет Должен Меняться От нажатия На #f53a9f или #9E9E9E--&gt;</w:t>
+        <w:br/>
+        <w:t xml:space="preserve">            &lt;TextView</w:t>
+        <w:br/>
+        <w:t xml:space="preserve">                android:id="@+id/readyUse"</w:t>
+        <w:br/>
+        <w:t xml:space="preserve">                android:layout_width="match_parent"</w:t>
+        <w:br/>
+        <w:t xml:space="preserve">                android:layout_height="39dp"</w:t>
+        <w:br/>
+        <w:t xml:space="preserve">                android:gravity="center"</w:t>
+        <w:br/>
+        <w:t xml:space="preserve">                android:text="Видео готово к воспроизведению"</w:t>
+        <w:br/>
+        <w:t xml:space="preserve">                android:textColor="@color/primary_variant"</w:t>
+        <w:br/>
+        <w:t xml:space="preserve">                android:textSize="15dp" /&gt;</w:t>
+        <w:br/>
+        <w:br/>
+        <w:t xml:space="preserve">            &lt;LinearLayout</w:t>
+        <w:br/>
+        <w:t xml:space="preserve">                android:layout_width="match_parent"</w:t>
+        <w:br/>
+        <w:t xml:space="preserve">                android:layout_height="63dp"</w:t>
+        <w:br/>
+        <w:t xml:space="preserve">                android:gravity="center"</w:t>
+        <w:br/>
+        <w:t xml:space="preserve">                android:orientation="horizontal"</w:t>
+        <w:br/>
+        <w:t xml:space="preserve">                android:padding="5dp"&gt;</w:t>
+        <w:br/>
+        <w:br/>
+        <w:t xml:space="preserve">                &lt;Button</w:t>
+        <w:br/>
+        <w:t xml:space="preserve">                    android:id="@+id/go"</w:t>
+        <w:br/>
+        <w:t xml:space="preserve">                    android:layout_width="0dp"</w:t>
+        <w:br/>
+        <w:t xml:space="preserve">                    android:layout_height="wrap_content"</w:t>
+        <w:br/>
+        <w:t xml:space="preserve">                    android:layout_weight="1"</w:t>
+        <w:br/>
+        <w:t xml:space="preserve">                    android:backgroundTint="@color/primary"</w:t>
+        <w:br/>
+        <w:t xml:space="preserve">                    android:text="Плей ⊹ </w:t>
+      </w:r>
+      <w:r>
         <w:rPr>
           <w:rFonts w:ascii="Noto Sans Medium" w:hAnsi="Noto Sans Medium" w:eastAsia="Noto Sans Medium"/>
+          <w:color w:val="auto"/>
+          <w:kern w:val="2"/>
+          <w:sz w:val="16"/>
           <w:sz w:val="16"/>
           <w:szCs w:val="16"/>
           <w:lang w:val="en-US" w:eastAsia="zh-CN" w:bidi="hi-IN"/>
         </w:rPr>
-      </w:pPr>
-      <w:r>
-        <w:rPr>
-          <w:rFonts w:eastAsia="Noto Sans Medium" w:ascii="Noto Sans Medium" w:hAnsi="Noto Sans Medium"/>
+        <w:t xml:space="preserve">࣪ </w:t>
+      </w:r>
+      <w:r>
+        <w:rPr>
+          <w:rFonts w:eastAsia="Noto Sans Medium" w:cs="Tahoma" w:ascii="Noto Sans Medium" w:hAnsi="Noto Sans Medium"/>
+          <w:color w:val="auto"/>
+          <w:kern w:val="2"/>
           <w:sz w:val="16"/>
           <w:szCs w:val="16"/>
           <w:lang w:val="en-US" w:eastAsia="zh-CN" w:bidi="hi-IN"/>
         </w:rPr>
-        <w:t>import android.content.Intent</w:t>
-      </w:r>
-    </w:p>
-    <w:p>
-      <w:pPr>
-        <w:pStyle w:val="Normal"/>
-        <w:ind w:firstLine="709"/>
+        <w:t>˖"</w:t>
+        <w:br/>
+        <w:t xml:space="preserve">                    android:textColor="@android:color/white"</w:t>
+        <w:br/>
+        <w:t xml:space="preserve">                    android:textStyle="bold" /&gt;</w:t>
+        <w:br/>
+        <w:t xml:space="preserve">                &lt;Button</w:t>
+        <w:br/>
+        <w:t xml:space="preserve">                    android:id="@+id/pause"</w:t>
+        <w:br/>
+        <w:t xml:space="preserve">                    android:layout_width="0dp"</w:t>
+        <w:br/>
+        <w:t xml:space="preserve">                    android:layout_height="wrap_content"</w:t>
+        <w:br/>
+        <w:t xml:space="preserve">                    android:layout_weight="1"</w:t>
+        <w:br/>
+        <w:t xml:space="preserve">                    android:backgroundTint="#9E9E9E"</w:t>
+        <w:br/>
+        <w:t xml:space="preserve">                    android:text="Пауза ⊹ </w:t>
+      </w:r>
+      <w:r>
         <w:rPr>
           <w:rFonts w:ascii="Noto Sans Medium" w:hAnsi="Noto Sans Medium" w:eastAsia="Noto Sans Medium"/>
+          <w:color w:val="auto"/>
+          <w:kern w:val="2"/>
+          <w:sz w:val="16"/>
           <w:sz w:val="16"/>
           <w:szCs w:val="16"/>
           <w:lang w:val="en-US" w:eastAsia="zh-CN" w:bidi="hi-IN"/>
         </w:rPr>
-      </w:pPr>
-      <w:r>
-        <w:rPr/>
-      </w:r>
-    </w:p>
-    <w:p>
-      <w:pPr>
-        <w:pStyle w:val="Normal"/>
-        <w:ind w:firstLine="709"/>
-        <w:rPr>
-          <w:rFonts w:ascii="Noto Sans Medium" w:hAnsi="Noto Sans Medium" w:eastAsia="Noto Sans Medium"/>
+        <w:t xml:space="preserve">࣪ </w:t>
+      </w:r>
+      <w:r>
+        <w:rPr>
+          <w:rFonts w:eastAsia="Noto Sans Medium" w:cs="Tahoma" w:ascii="Noto Sans Medium" w:hAnsi="Noto Sans Medium"/>
+          <w:color w:val="auto"/>
+          <w:kern w:val="2"/>
           <w:sz w:val="16"/>
           <w:szCs w:val="16"/>
           <w:lang w:val="en-US" w:eastAsia="zh-CN" w:bidi="hi-IN"/>
         </w:rPr>
-      </w:pPr>
-      <w:r>
-        <w:rPr>
-          <w:rFonts w:eastAsia="Noto Sans Medium" w:ascii="Noto Sans Medium" w:hAnsi="Noto Sans Medium"/>
+        <w:t>˖"</w:t>
+        <w:br/>
+        <w:t xml:space="preserve">                    android:textColor="@android:color/white"</w:t>
+        <w:br/>
+        <w:t xml:space="preserve">                    android:textStyle="bold" /&gt;</w:t>
+        <w:br/>
+        <w:br/>
+        <w:t xml:space="preserve">                &lt;Button</w:t>
+        <w:br/>
+        <w:t xml:space="preserve">                    android:id="@+id/stop"</w:t>
+        <w:br/>
+        <w:t xml:space="preserve">                    android:layout_width="0dp"</w:t>
+        <w:br/>
+        <w:t xml:space="preserve">                    android:layout_height="wrap_content"</w:t>
+        <w:br/>
+        <w:t xml:space="preserve">                    android:layout_weight="1"</w:t>
+        <w:br/>
+        <w:t xml:space="preserve">                    android:backgroundTint="@color/primary"</w:t>
+        <w:br/>
+        <w:t xml:space="preserve">                    android:text="Стоп ⊹ </w:t>
+      </w:r>
+      <w:r>
+        <w:rPr>
+          <w:rFonts w:ascii="Noto Sans Medium" w:hAnsi="Noto Sans Medium" w:eastAsia="Noto Sans Medium"/>
+          <w:color w:val="auto"/>
+          <w:kern w:val="2"/>
+          <w:sz w:val="16"/>
           <w:sz w:val="16"/>
           <w:szCs w:val="16"/>
           <w:lang w:val="en-US" w:eastAsia="zh-CN" w:bidi="hi-IN"/>
         </w:rPr>
+        <w:t xml:space="preserve">࣪ </w:t>
+      </w:r>
+      <w:r>
+        <w:rPr>
+          <w:rFonts w:eastAsia="Noto Sans Medium" w:cs="Tahoma" w:ascii="Noto Sans Medium" w:hAnsi="Noto Sans Medium"/>
+          <w:color w:val="auto"/>
+          <w:kern w:val="2"/>
+          <w:sz w:val="16"/>
+          <w:szCs w:val="16"/>
+          <w:lang w:val="en-US" w:eastAsia="zh-CN" w:bidi="hi-IN"/>
+        </w:rPr>
+        <w:t>˖"</w:t>
+        <w:br/>
+        <w:t xml:space="preserve">                    android:textColor="@android:color/white"</w:t>
+        <w:br/>
+        <w:t xml:space="preserve">                    android:textStyle="bold" /&gt;</w:t>
+        <w:br/>
+        <w:t xml:space="preserve">            &lt;/LinearLayout&gt;</w:t>
+        <w:br/>
+        <w:br/>
+        <w:t xml:space="preserve">        &lt;/LinearLayout&gt;</w:t>
+        <w:br/>
+        <w:br/>
+        <w:t xml:space="preserve">        &lt;com.google.android.material.chip.Chip</w:t>
+        <w:br/>
+        <w:t xml:space="preserve">            android:id="@+id/chip"</w:t>
+        <w:br/>
+        <w:t xml:space="preserve">            android:layout_width="match_parent"</w:t>
+        <w:br/>
+        <w:t xml:space="preserve">            android:layout_height="wrap_content" /&gt;</w:t>
+        <w:br/>
+        <w:t xml:space="preserve">    &lt;/LinearLayout&gt;</w:t>
+        <w:br/>
+        <w:t>&lt;/FrameLayout&gt;</w:t>
+      </w:r>
+    </w:p>
+    <w:p>
+      <w:pPr>
+        <w:pStyle w:val="Normal"/>
+        <w:ind w:hanging="0"/>
+        <w:rPr>
+          <w:rFonts w:ascii="Noto Sans Medium" w:hAnsi="Noto Sans Medium" w:eastAsia="Noto Sans Medium"/>
+          <w:sz w:val="16"/>
+          <w:szCs w:val="16"/>
+          <w:lang w:val="en-US" w:eastAsia="zh-CN" w:bidi="hi-IN"/>
+        </w:rPr>
+      </w:pPr>
+      <w:r>
+        <w:rPr>
+          <w:rFonts w:eastAsia="Noto Sans Medium" w:ascii="Noto Sans Medium" w:hAnsi="Noto Sans Medium"/>
+          <w:sz w:val="16"/>
+          <w:szCs w:val="16"/>
+          <w:lang w:val="en-US" w:eastAsia="zh-CN" w:bidi="hi-IN"/>
+        </w:rPr>
+      </w:r>
+    </w:p>
+    <w:p>
+      <w:pPr>
+        <w:pStyle w:val="Normal"/>
+        <w:ind w:hanging="0"/>
+        <w:rPr>
+          <w:rFonts w:ascii="Noto Sans Medium" w:hAnsi="Noto Sans Medium" w:eastAsia="Noto Sans Medium"/>
+          <w:sz w:val="16"/>
+          <w:szCs w:val="16"/>
+          <w:lang w:val="en-US" w:eastAsia="zh-CN" w:bidi="hi-IN"/>
+        </w:rPr>
+      </w:pPr>
+      <w:r>
+        <w:rPr>
+          <w:rFonts w:eastAsia="Noto Sans Medium" w:ascii="Noto Sans Medium" w:hAnsi="Noto Sans Medium"/>
+          <w:sz w:val="16"/>
+          <w:szCs w:val="16"/>
+          <w:lang w:val="en-US" w:eastAsia="zh-CN" w:bidi="hi-IN"/>
+        </w:rPr>
+      </w:r>
+    </w:p>
+    <w:p>
+      <w:pPr>
+        <w:pStyle w:val="Normal"/>
+        <w:ind w:firstLine="709"/>
+        <w:jc w:val="both"/>
+        <w:rPr/>
+      </w:pPr>
+      <w:r>
+        <w:rPr/>
+        <w:t xml:space="preserve">Листинг 1 – </w:t>
+      </w:r>
+      <w:r>
+        <w:rPr>
+          <w:rFonts w:eastAsia="Verdana" w:cs="Tahoma"/>
+          <w:color w:val="auto"/>
+          <w:kern w:val="2"/>
+          <w:sz w:val="24"/>
+          <w:szCs w:val="24"/>
+          <w:lang w:eastAsia="ru-RU" w:bidi="ar-SA"/>
+        </w:rPr>
+        <w:t>fragment_</w:t>
+      </w:r>
+      <w:r>
+        <w:rPr>
+          <w:rFonts w:eastAsia="Verdana" w:cs="Tahoma"/>
+          <w:color w:val="auto"/>
+          <w:kern w:val="2"/>
+          <w:sz w:val="24"/>
+          <w:szCs w:val="24"/>
+          <w:lang w:eastAsia="ru-RU" w:bidi="ar-SA"/>
+        </w:rPr>
+        <w:t>phpoto</w:t>
+      </w:r>
+      <w:r>
+        <w:rPr>
+          <w:rFonts w:eastAsia="Verdana" w:cs="Tahoma"/>
+          <w:color w:val="auto"/>
+          <w:kern w:val="2"/>
+          <w:sz w:val="24"/>
+          <w:szCs w:val="24"/>
+          <w:lang w:eastAsia="ru-RU" w:bidi="ar-SA"/>
+        </w:rPr>
+        <w:t>.xml</w:t>
+      </w:r>
+    </w:p>
+    <w:p>
+      <w:pPr>
+        <w:pStyle w:val="Normal"/>
+        <w:ind w:hanging="0"/>
+        <w:rPr>
+          <w:rFonts w:ascii="Noto Sans Medium" w:hAnsi="Noto Sans Medium" w:eastAsia="Noto Sans Medium"/>
+          <w:sz w:val="16"/>
+          <w:szCs w:val="16"/>
+          <w:lang w:val="en-US" w:eastAsia="zh-CN" w:bidi="hi-IN"/>
+        </w:rPr>
+      </w:pPr>
+      <w:r>
+        <w:rPr>
+          <w:rFonts w:eastAsia="Noto Sans Medium" w:ascii="Noto Sans Medium" w:hAnsi="Noto Sans Medium"/>
+          <w:sz w:val="16"/>
+          <w:szCs w:val="16"/>
+          <w:lang w:val="en-US" w:eastAsia="zh-CN" w:bidi="hi-IN"/>
+        </w:rPr>
+        <w:t>&lt;?xml version="1.0" encoding="utf-8"?&gt;</w:t>
+        <w:br/>
+        <w:t>&lt;FrameLayout xmlns:android="http://schemas.android.com/apk/res/android"</w:t>
+        <w:br/>
+        <w:t xml:space="preserve">    xmlns:app="http://schemas.android.com/apk/res-auto"</w:t>
+        <w:br/>
+        <w:t xml:space="preserve">    xmlns:tools="http://schemas.android.com/tools"</w:t>
+        <w:br/>
+        <w:t xml:space="preserve">    android:layout_width="match_parent"</w:t>
+        <w:br/>
+        <w:t xml:space="preserve">    android:layout_height="match_parent"</w:t>
+        <w:br/>
+        <w:t xml:space="preserve">    tools:context=".PhotoFragment"&gt;</w:t>
+        <w:br/>
+        <w:br/>
+        <w:t xml:space="preserve">    &lt;!--Текст,кнопки, окно показа--&gt;</w:t>
+        <w:br/>
+        <w:t xml:space="preserve">    &lt;LinearLayout</w:t>
+        <w:br/>
+        <w:t xml:space="preserve">        android:layout_width="match_parent"</w:t>
+        <w:br/>
+        <w:t xml:space="preserve">        android:layout_height="match_parent"</w:t>
+        <w:br/>
+        <w:t xml:space="preserve">        android:orientation="vertical"</w:t>
+        <w:br/>
+        <w:t xml:space="preserve">        android:padding="10dp"&gt;</w:t>
+        <w:br/>
+        <w:br/>
+        <w:t xml:space="preserve">        &lt;TextView</w:t>
+        <w:br/>
+        <w:t xml:space="preserve">            android:id="@+id/gallaryPhoto"</w:t>
+        <w:br/>
+        <w:t xml:space="preserve">            android:layout_width="411dp"</w:t>
+        <w:br/>
+        <w:t xml:space="preserve">            android:layout_height="53dp"</w:t>
+        <w:br/>
+        <w:t xml:space="preserve">            android:gravity="center"</w:t>
+        <w:br/>
+        <w:t xml:space="preserve">            android:text="Галерея ваших фото ˙✧˖°📷 </w:t>
+      </w:r>
+      <w:r>
+        <w:rPr>
+          <w:rFonts w:ascii="Noto Sans Medium" w:hAnsi="Noto Sans Medium" w:eastAsia="Noto Sans Medium"/>
+          <w:sz w:val="16"/>
+          <w:sz w:val="16"/>
+          <w:szCs w:val="16"/>
+          <w:lang w:val="en-US" w:eastAsia="zh-CN" w:bidi="hi-IN"/>
+        </w:rPr>
+        <w:t>༘ ⋆</w:t>
+      </w:r>
+      <w:r>
+        <w:rPr>
+          <w:rFonts w:ascii="Noto Sans Medium" w:hAnsi="Noto Sans Medium" w:eastAsia="Noto Sans Medium"/>
+          <w:sz w:val="16"/>
+          <w:szCs w:val="16"/>
+          <w:lang w:val="en-US" w:eastAsia="zh-CN" w:bidi="hi-IN"/>
+        </w:rPr>
+        <w:t>｡</w:t>
+      </w:r>
+      <w:r>
+        <w:rPr>
+          <w:rFonts w:eastAsia="Noto Sans Medium" w:ascii="Noto Sans Medium" w:hAnsi="Noto Sans Medium"/>
+          <w:sz w:val="16"/>
+          <w:szCs w:val="16"/>
+          <w:lang w:val="en-US" w:eastAsia="zh-CN" w:bidi="hi-IN"/>
+        </w:rPr>
+        <w:t>˚·"</w:t>
+        <w:br/>
+        <w:t xml:space="preserve">            android:textColor="@color/primary"</w:t>
+        <w:br/>
+        <w:t xml:space="preserve">            android:textSize="20dp"</w:t>
+        <w:br/>
+        <w:t xml:space="preserve">            android:textStyle="normal"</w:t>
+        <w:br/>
+        <w:t xml:space="preserve">            tools:layout_editor_absoluteX="16dp"</w:t>
+        <w:br/>
+        <w:t xml:space="preserve">            tools:layout_editor_absoluteY="16dp" /&gt;</w:t>
+        <w:br/>
+        <w:br/>
+        <w:t xml:space="preserve">        &lt;TextView</w:t>
+        <w:br/>
+        <w:t xml:space="preserve">            android:id="@+id/Photo_one_from_one"</w:t>
+        <w:br/>
+        <w:t xml:space="preserve">            android:layout_width="match_parent"</w:t>
+        <w:br/>
+        <w:t xml:space="preserve">            android:layout_height="37dp"</w:t>
+        <w:br/>
+        <w:t xml:space="preserve">            android:gravity="center"</w:t>
+        <w:br/>
+        <w:t xml:space="preserve">            android:text="Фото 1 из 1"</w:t>
+        <w:br/>
+        <w:t xml:space="preserve">            android:textColor="@color/primary_variant"</w:t>
+        <w:br/>
+        <w:t xml:space="preserve">            android:textSize="15dp" /&gt;</w:t>
+        <w:br/>
+        <w:br/>
+        <w:br/>
+        <w:t xml:space="preserve">        &lt;!--Кнопки фото и видео--&gt;</w:t>
+        <w:br/>
+        <w:t xml:space="preserve">        &lt;!--Цвет Должен Меняться От нажатия На #f53a9f--&gt;</w:t>
+        <w:br/>
+        <w:t xml:space="preserve">        &lt;ImageView</w:t>
+        <w:br/>
+        <w:t xml:space="preserve">            android:id="@+id/imageView3"</w:t>
+        <w:br/>
+        <w:t xml:space="preserve">            android:layout_width="wrap_content"</w:t>
+        <w:br/>
+        <w:t xml:space="preserve">            android:layout_height="490dp"</w:t>
+        <w:br/>
+        <w:t xml:space="preserve">            tools:src="@tools:sample/backgrounds/scenic"</w:t>
+        <w:br/>
+        <w:t xml:space="preserve">            android:background="@drawable/pink_border"</w:t>
+        <w:br/>
+        <w:t xml:space="preserve">            /&gt;</w:t>
+        <w:br/>
+        <w:br/>
+        <w:t xml:space="preserve">        &lt;LinearLayout</w:t>
+        <w:br/>
+        <w:t xml:space="preserve">            android:layout_width="395dp"</w:t>
+        <w:br/>
+        <w:t xml:space="preserve">            android:layout_height="116dp"</w:t>
+        <w:br/>
+        <w:t xml:space="preserve">            android:orientation="vertical"</w:t>
+        <w:br/>
+        <w:t xml:space="preserve">            android:padding="5dp"&gt;</w:t>
+        <w:br/>
+        <w:br/>
+        <w:t xml:space="preserve">            &lt;LinearLayout</w:t>
+        <w:br/>
+        <w:t xml:space="preserve">                android:layout_width="match_parent"</w:t>
+        <w:br/>
+        <w:t xml:space="preserve">                android:layout_height="63dp"</w:t>
+        <w:br/>
+        <w:t xml:space="preserve">                android:gravity="center"</w:t>
+        <w:br/>
+        <w:t xml:space="preserve">                android:orientation="horizontal"</w:t>
+        <w:br/>
+        <w:t xml:space="preserve">                android:padding="5dp"&gt;</w:t>
+        <w:br/>
+        <w:br/>
+        <w:t xml:space="preserve">                &lt;Button</w:t>
+        <w:br/>
+        <w:t xml:space="preserve">                    android:id="@+id/before"</w:t>
+        <w:br/>
+        <w:t xml:space="preserve">                    android:layout_width="0dp"</w:t>
+        <w:br/>
+        <w:t xml:space="preserve">                    android:layout_height="wrap_content"</w:t>
+        <w:br/>
+        <w:t xml:space="preserve">                    android:layout_weight="1"</w:t>
+        <w:br/>
+        <w:t xml:space="preserve">                    android:backgroundTint="#9E9E9E"</w:t>
+        <w:br/>
+        <w:t xml:space="preserve">                    android:text="Предидущее ⊹ </w:t>
+      </w:r>
+      <w:r>
+        <w:rPr>
+          <w:rFonts w:ascii="Noto Sans Medium" w:hAnsi="Noto Sans Medium" w:eastAsia="Noto Sans Medium"/>
+          <w:sz w:val="16"/>
+          <w:sz w:val="16"/>
+          <w:szCs w:val="16"/>
+          <w:lang w:val="en-US" w:eastAsia="zh-CN" w:bidi="hi-IN"/>
+        </w:rPr>
+        <w:t xml:space="preserve">࣪ </w:t>
+      </w:r>
+      <w:r>
+        <w:rPr>
+          <w:rFonts w:eastAsia="Noto Sans Medium" w:ascii="Noto Sans Medium" w:hAnsi="Noto Sans Medium"/>
+          <w:sz w:val="16"/>
+          <w:szCs w:val="16"/>
+          <w:lang w:val="en-US" w:eastAsia="zh-CN" w:bidi="hi-IN"/>
+        </w:rPr>
+        <w:t>˖"</w:t>
+        <w:br/>
+        <w:t xml:space="preserve">                    android:textColor="@android:color/white"</w:t>
+        <w:br/>
+        <w:t xml:space="preserve">                    android:textStyle="bold" /&gt;</w:t>
+        <w:br/>
+        <w:br/>
+        <w:t xml:space="preserve">                &lt;Button</w:t>
+        <w:br/>
+        <w:t xml:space="preserve">                    android:id="@+id/next"</w:t>
+        <w:br/>
+        <w:t xml:space="preserve">                    android:layout_width="0dp"</w:t>
+        <w:br/>
+        <w:t xml:space="preserve">                    android:layout_height="wrap_content"</w:t>
+        <w:br/>
+        <w:t xml:space="preserve">                    android:layout_weight="1"</w:t>
+        <w:br/>
+        <w:t xml:space="preserve">                    android:backgroundTint="#9E9E9E"</w:t>
+        <w:br/>
+        <w:t xml:space="preserve">                    android:text="Следующее ⊹ </w:t>
+      </w:r>
+      <w:r>
+        <w:rPr>
+          <w:rFonts w:ascii="Noto Sans Medium" w:hAnsi="Noto Sans Medium" w:eastAsia="Noto Sans Medium"/>
+          <w:sz w:val="16"/>
+          <w:sz w:val="16"/>
+          <w:szCs w:val="16"/>
+          <w:lang w:val="en-US" w:eastAsia="zh-CN" w:bidi="hi-IN"/>
+        </w:rPr>
+        <w:t xml:space="preserve">࣪ </w:t>
+      </w:r>
+      <w:r>
+        <w:rPr>
+          <w:rFonts w:eastAsia="Noto Sans Medium" w:ascii="Noto Sans Medium" w:hAnsi="Noto Sans Medium"/>
+          <w:sz w:val="16"/>
+          <w:szCs w:val="16"/>
+          <w:lang w:val="en-US" w:eastAsia="zh-CN" w:bidi="hi-IN"/>
+        </w:rPr>
+        <w:t>˖"</w:t>
+        <w:br/>
+        <w:t xml:space="preserve">                    android:textColor="@android:color/white"</w:t>
+        <w:br/>
+        <w:t xml:space="preserve">                    android:textStyle="bold" /&gt;</w:t>
+        <w:br/>
+        <w:t xml:space="preserve">            &lt;/LinearLayout&gt;</w:t>
+        <w:br/>
+        <w:br/>
+        <w:t xml:space="preserve">            &lt;Button</w:t>
+        <w:br/>
+        <w:t xml:space="preserve">                android:id="@+id/information"</w:t>
+        <w:br/>
+        <w:t xml:space="preserve">                android:layout_width="365dp"</w:t>
+        <w:br/>
+        <w:t xml:space="preserve">                android:layout_height="wrap_content"</w:t>
+        <w:br/>
+        <w:t xml:space="preserve">                android:layout_marginStart="10dp"</w:t>
+        <w:br/>
+        <w:t xml:space="preserve">                android:layout_weight="0"</w:t>
+        <w:br/>
+        <w:t xml:space="preserve">                android:backgroundTint="#9E9E9E"</w:t>
+        <w:br/>
+        <w:t xml:space="preserve">                android:text="─── ⋆⋅Информация о фото⋅⋆ ──"</w:t>
+        <w:br/>
+        <w:t xml:space="preserve">                android:textColor="@android:color/white"</w:t>
+        <w:br/>
+        <w:t xml:space="preserve">                android:textStyle="bold" /&gt;</w:t>
+        <w:br/>
+        <w:t xml:space="preserve">        &lt;/LinearLayout&gt;</w:t>
+        <w:br/>
+        <w:br/>
+        <w:t xml:space="preserve">    &lt;/LinearLayout&gt;</w:t>
+        <w:br/>
+        <w:br/>
+        <w:t>&lt;/FrameLayout&gt;</w:t>
+      </w:r>
+    </w:p>
+    <w:p>
+      <w:pPr>
+        <w:pStyle w:val="Normal"/>
+        <w:ind w:firstLine="709"/>
+        <w:rPr>
+          <w:rFonts w:ascii="Noto Sans Medium" w:hAnsi="Noto Sans Medium" w:eastAsia="Noto Sans Medium"/>
+          <w:sz w:val="16"/>
+          <w:szCs w:val="16"/>
+          <w:lang w:val="en-US" w:eastAsia="zh-CN" w:bidi="hi-IN"/>
+        </w:rPr>
+      </w:pPr>
+      <w:r>
+        <w:rPr>
+          <w:rFonts w:eastAsia="Noto Sans Medium" w:ascii="Noto Sans Medium" w:hAnsi="Noto Sans Medium"/>
+          <w:sz w:val="16"/>
+          <w:szCs w:val="16"/>
+          <w:lang w:val="en-US" w:eastAsia="zh-CN" w:bidi="hi-IN"/>
+        </w:rPr>
       </w:r>
       <w:r>
         <w:br w:type="page"/>
@@ -1329,6 +2329,7 @@
     <w:p>
       <w:pPr>
         <w:pStyle w:val="Normal"/>
+        <w:spacing w:before="0" w:after="0"/>
         <w:ind w:firstLine="709"/>
         <w:rPr>
           <w:b/>
@@ -1349,36 +2350,52 @@
       <w:pPr>
         <w:pStyle w:val="Normal"/>
         <w:ind w:firstLine="709"/>
-        <w:rPr/>
-      </w:pPr>
-      <w:r>
-        <w:rPr/>
-      </w:r>
-    </w:p>
-    <w:p>
-      <w:pPr>
-        <w:pStyle w:val="Normal"/>
-        <w:ind w:firstLine="709"/>
-        <w:rPr/>
-      </w:pPr>
-      <w:r>
-        <w:rPr/>
-      </w:r>
-    </w:p>
-    <w:p>
-      <w:pPr>
-        <w:pStyle w:val="Normal"/>
-        <w:ind w:firstLine="709"/>
-        <w:jc w:val="center"/>
-        <w:rPr/>
-      </w:pPr>
-      <w:r>
-        <w:rPr/>
+        <w:rPr>
+          <w:lang w:val="en-US"/>
+        </w:rPr>
+      </w:pPr>
+      <w:r>
+        <w:rPr>
+          <w:lang w:val="en-US"/>
+        </w:rPr>
+      </w:r>
+    </w:p>
+    <w:p>
+      <w:pPr>
+        <w:pStyle w:val="Normal"/>
+        <w:ind w:firstLine="709"/>
+        <w:jc w:val="center"/>
+        <w:rPr>
+          <w:lang w:val="en-US"/>
+        </w:rPr>
+      </w:pPr>
+      <w:r>
+        <w:rPr/>
+      </w:r>
+    </w:p>
+    <w:p>
+      <w:pPr>
+        <w:pStyle w:val="Normal"/>
+        <w:ind w:firstLine="709"/>
+        <w:jc w:val="center"/>
+        <w:rPr>
+          <w:lang w:val="en-US"/>
+        </w:rPr>
+      </w:pPr>
+      <w:r>
         <w:drawing>
-          <wp:inline distT="0" distB="0" distL="0" distR="0">
-            <wp:extent cx="3440430" cy="6010275"/>
+          <wp:anchor behindDoc="0" distT="0" distB="0" distL="0" distR="0" simplePos="0" locked="0" layoutInCell="0" allowOverlap="1" relativeHeight="5">
+            <wp:simplePos x="0" y="0"/>
+            <wp:positionH relativeFrom="column">
+              <wp:align>center</wp:align>
+            </wp:positionH>
+            <wp:positionV relativeFrom="paragraph">
+              <wp:posOffset>635</wp:posOffset>
+            </wp:positionV>
+            <wp:extent cx="5791200" cy="4867275"/>
             <wp:effectExtent l="0" t="0" r="0" b="0"/>
-            <wp:docPr id="4" name="Изображение11" descr=""/>
+            <wp:wrapSquare wrapText="largest"/>
+            <wp:docPr id="6" name="Изображение6" descr=""/>
             <wp:cNvGraphicFramePr>
               <a:graphicFrameLocks xmlns:a="http://schemas.openxmlformats.org/drawingml/2006/main" noChangeAspect="1"/>
             </wp:cNvGraphicFramePr>
@@ -1386,13 +2403,14 @@
               <a:graphicData uri="http://schemas.openxmlformats.org/drawingml/2006/picture">
                 <pic:pic xmlns:pic="http://schemas.openxmlformats.org/drawingml/2006/picture">
                   <pic:nvPicPr>
-                    <pic:cNvPr id="4" name="Изображение11" descr=""/>
+                    <pic:cNvPr id="6" name="Изображение6" descr=""/>
                     <pic:cNvPicPr>
                       <a:picLocks noChangeAspect="1" noChangeArrowheads="1"/>
                     </pic:cNvPicPr>
                   </pic:nvPicPr>
                   <pic:blipFill>
-                    <a:blip r:embed="rId5"/>
+                    <a:blip r:embed="rId7"/>
+                    <a:srcRect l="-174" t="-207" r="-174" b="-207"/>
                     <a:stretch>
                       <a:fillRect/>
                     </a:stretch>
@@ -1400,38 +2418,39 @@
                   <pic:spPr bwMode="auto">
                     <a:xfrm>
                       <a:off x="0" y="0"/>
-                      <a:ext cx="3440430" cy="6010275"/>
+                      <a:ext cx="5791200" cy="4867275"/>
                     </a:xfrm>
                     <a:prstGeom prst="rect">
                       <a:avLst/>
                     </a:prstGeom>
                     <a:noFill/>
+                    <a:ln w="9525">
+                      <a:solidFill>
+                        <a:srgbClr val="000000"/>
+                      </a:solidFill>
+                    </a:ln>
                   </pic:spPr>
                 </pic:pic>
               </a:graphicData>
             </a:graphic>
-          </wp:inline>
+          </wp:anchor>
         </w:drawing>
       </w:r>
-    </w:p>
-    <w:p>
-      <w:pPr>
-        <w:pStyle w:val="Normal"/>
-        <w:ind w:firstLine="709"/>
-        <w:jc w:val="center"/>
+      <w:r>
+        <w:rPr/>
+        <w:t>Рисунок</w:t>
+      </w:r>
+      <w:r>
         <w:rPr>
           <w:lang w:val="en-US"/>
         </w:rPr>
-      </w:pPr>
-      <w:r>
-        <w:rPr/>
-        <w:t>Рисунок</w:t>
+        <w:t xml:space="preserve"> 8 – </w:t>
       </w:r>
       <w:r>
         <w:rPr>
           <w:lang w:val="en-US"/>
         </w:rPr>
-        <w:t xml:space="preserve"> 6 – activity_add_edit_product.xml</w:t>
+        <w:t>fragment_video.xml в обычном состоянии</w:t>
       </w:r>
     </w:p>
     <w:p>
@@ -1460,11 +2479,31 @@
       </w:pPr>
       <w:r>
         <w:rPr/>
+      </w:r>
+    </w:p>
+    <w:p>
+      <w:pPr>
+        <w:pStyle w:val="Normal"/>
+        <w:ind w:firstLine="709"/>
+        <w:jc w:val="center"/>
+        <w:rPr>
+          <w:lang w:val="en-US"/>
+        </w:rPr>
+      </w:pPr>
+      <w:r>
         <w:drawing>
-          <wp:inline distT="0" distB="0" distL="0" distR="0">
-            <wp:extent cx="3646170" cy="6258560"/>
+          <wp:anchor behindDoc="0" distT="0" distB="0" distL="0" distR="0" simplePos="0" locked="0" layoutInCell="0" allowOverlap="1" relativeHeight="6">
+            <wp:simplePos x="0" y="0"/>
+            <wp:positionH relativeFrom="column">
+              <wp:align>center</wp:align>
+            </wp:positionH>
+            <wp:positionV relativeFrom="paragraph">
+              <wp:posOffset>635</wp:posOffset>
+            </wp:positionV>
+            <wp:extent cx="5829300" cy="4829175"/>
             <wp:effectExtent l="0" t="0" r="0" b="0"/>
-            <wp:docPr id="5" name="Рисунок 4" descr=""/>
+            <wp:wrapTopAndBottom/>
+            <wp:docPr id="7" name="Изображение7" descr=""/>
             <wp:cNvGraphicFramePr>
               <a:graphicFrameLocks xmlns:a="http://schemas.openxmlformats.org/drawingml/2006/main" noChangeAspect="1"/>
             </wp:cNvGraphicFramePr>
@@ -1472,13 +2511,14 @@
               <a:graphicData uri="http://schemas.openxmlformats.org/drawingml/2006/picture">
                 <pic:pic xmlns:pic="http://schemas.openxmlformats.org/drawingml/2006/picture">
                   <pic:nvPicPr>
-                    <pic:cNvPr id="5" name="Рисунок 4" descr=""/>
+                    <pic:cNvPr id="7" name="Изображение7" descr=""/>
                     <pic:cNvPicPr>
                       <a:picLocks noChangeAspect="1" noChangeArrowheads="1"/>
                     </pic:cNvPicPr>
                   </pic:nvPicPr>
                   <pic:blipFill>
-                    <a:blip r:embed="rId6"/>
+                    <a:blip r:embed="rId8"/>
+                    <a:srcRect l="-173" t="-209" r="-173" b="-209"/>
                     <a:stretch>
                       <a:fillRect/>
                     </a:stretch>
@@ -1486,38 +2526,39 @@
                   <pic:spPr bwMode="auto">
                     <a:xfrm>
                       <a:off x="0" y="0"/>
-                      <a:ext cx="3646170" cy="6258560"/>
+                      <a:ext cx="5829300" cy="4829175"/>
                     </a:xfrm>
                     <a:prstGeom prst="rect">
                       <a:avLst/>
                     </a:prstGeom>
                     <a:noFill/>
+                    <a:ln w="9525">
+                      <a:solidFill>
+                        <a:srgbClr val="000000"/>
+                      </a:solidFill>
+                    </a:ln>
                   </pic:spPr>
                 </pic:pic>
               </a:graphicData>
             </a:graphic>
-          </wp:inline>
+          </wp:anchor>
         </w:drawing>
       </w:r>
-    </w:p>
-    <w:p>
-      <w:pPr>
-        <w:pStyle w:val="Normal"/>
-        <w:ind w:firstLine="709"/>
-        <w:jc w:val="center"/>
+      <w:r>
+        <w:rPr/>
+        <w:t>Рисунок</w:t>
+      </w:r>
+      <w:r>
         <w:rPr>
           <w:lang w:val="en-US"/>
         </w:rPr>
-      </w:pPr>
-      <w:r>
-        <w:rPr/>
-        <w:t>Рисунок</w:t>
+        <w:t xml:space="preserve"> 9 – </w:t>
       </w:r>
       <w:r>
         <w:rPr>
           <w:lang w:val="en-US"/>
         </w:rPr>
-        <w:t xml:space="preserve"> 7 – activity_image_picker.xml</w:t>
+        <w:t>fragment_video.xml при нажатии кнопки (инверсия цвета)</w:t>
       </w:r>
     </w:p>
     <w:p>
@@ -1546,11 +2587,31 @@
       </w:pPr>
       <w:r>
         <w:rPr/>
+      </w:r>
+    </w:p>
+    <w:p>
+      <w:pPr>
+        <w:pStyle w:val="Normal"/>
+        <w:ind w:firstLine="709"/>
+        <w:jc w:val="center"/>
+        <w:rPr>
+          <w:lang w:val="en-US"/>
+        </w:rPr>
+      </w:pPr>
+      <w:r>
         <w:drawing>
-          <wp:inline distT="0" distB="0" distL="0" distR="0">
-            <wp:extent cx="3284855" cy="5591175"/>
+          <wp:anchor behindDoc="0" distT="0" distB="0" distL="0" distR="0" simplePos="0" locked="0" layoutInCell="0" allowOverlap="1" relativeHeight="9">
+            <wp:simplePos x="0" y="0"/>
+            <wp:positionH relativeFrom="column">
+              <wp:align>center</wp:align>
+            </wp:positionH>
+            <wp:positionV relativeFrom="paragraph">
+              <wp:posOffset>635</wp:posOffset>
+            </wp:positionV>
+            <wp:extent cx="5793105" cy="4780280"/>
             <wp:effectExtent l="0" t="0" r="0" b="0"/>
-            <wp:docPr id="6" name="Рисунок 15" descr=""/>
+            <wp:wrapTopAndBottom/>
+            <wp:docPr id="8" name="Изображение8" descr=""/>
             <wp:cNvGraphicFramePr>
               <a:graphicFrameLocks xmlns:a="http://schemas.openxmlformats.org/drawingml/2006/main" noChangeAspect="1"/>
             </wp:cNvGraphicFramePr>
@@ -1558,13 +2619,14 @@
               <a:graphicData uri="http://schemas.openxmlformats.org/drawingml/2006/picture">
                 <pic:pic xmlns:pic="http://schemas.openxmlformats.org/drawingml/2006/picture">
                   <pic:nvPicPr>
-                    <pic:cNvPr id="6" name="Рисунок 15" descr=""/>
+                    <pic:cNvPr id="8" name="Изображение8" descr=""/>
                     <pic:cNvPicPr>
                       <a:picLocks noChangeAspect="1" noChangeArrowheads="1"/>
                     </pic:cNvPicPr>
                   </pic:nvPicPr>
                   <pic:blipFill>
-                    <a:blip r:embed="rId7"/>
+                    <a:blip r:embed="rId9"/>
+                    <a:srcRect l="-117" t="-140" r="-117" b="-140"/>
                     <a:stretch>
                       <a:fillRect/>
                     </a:stretch>
@@ -1572,38 +2634,39 @@
                   <pic:spPr bwMode="auto">
                     <a:xfrm>
                       <a:off x="0" y="0"/>
-                      <a:ext cx="3284855" cy="5591175"/>
+                      <a:ext cx="5793105" cy="4780280"/>
                     </a:xfrm>
                     <a:prstGeom prst="rect">
                       <a:avLst/>
                     </a:prstGeom>
                     <a:noFill/>
+                    <a:ln w="9525">
+                      <a:solidFill>
+                        <a:srgbClr val="000000"/>
+                      </a:solidFill>
+                    </a:ln>
                   </pic:spPr>
                 </pic:pic>
               </a:graphicData>
             </a:graphic>
-          </wp:inline>
+          </wp:anchor>
         </w:drawing>
       </w:r>
-    </w:p>
-    <w:p>
-      <w:pPr>
-        <w:pStyle w:val="Normal"/>
-        <w:ind w:firstLine="709"/>
-        <w:jc w:val="center"/>
+      <w:r>
+        <w:rPr/>
+        <w:t>Рисунок</w:t>
+      </w:r>
+      <w:r>
         <w:rPr>
           <w:lang w:val="en-US"/>
         </w:rPr>
-      </w:pPr>
-      <w:r>
-        <w:rPr/>
-        <w:t>Рисунок</w:t>
+        <w:t xml:space="preserve"> 10 – </w:t>
       </w:r>
       <w:r>
         <w:rPr>
           <w:lang w:val="en-US"/>
         </w:rPr>
-        <w:t xml:space="preserve"> 8 – activity_main.xml</w:t>
+        <w:t>fragment_photo.hml при обычном состоянии</w:t>
       </w:r>
     </w:p>
     <w:p>
@@ -1616,9 +2679,20 @@
         </w:rPr>
       </w:pPr>
       <w:r>
+        <w:rPr/>
+      </w:r>
+    </w:p>
+    <w:p>
+      <w:pPr>
+        <w:pStyle w:val="Normal"/>
+        <w:ind w:firstLine="709"/>
+        <w:jc w:val="center"/>
         <w:rPr>
           <w:lang w:val="en-US"/>
         </w:rPr>
+      </w:pPr>
+      <w:r>
+        <w:rPr/>
       </w:r>
     </w:p>
     <w:p>
@@ -1631,12 +2705,19 @@
         </w:rPr>
       </w:pPr>
       <w:r>
-        <w:rPr/>
         <w:drawing>
-          <wp:inline distT="0" distB="0" distL="0" distR="0">
-            <wp:extent cx="3877310" cy="6553200"/>
+          <wp:anchor behindDoc="0" distT="0" distB="0" distL="0" distR="0" simplePos="0" locked="0" layoutInCell="0" allowOverlap="1" relativeHeight="10">
+            <wp:simplePos x="0" y="0"/>
+            <wp:positionH relativeFrom="column">
+              <wp:align>center</wp:align>
+            </wp:positionH>
+            <wp:positionV relativeFrom="paragraph">
+              <wp:posOffset>635</wp:posOffset>
+            </wp:positionV>
+            <wp:extent cx="6120130" cy="5111115"/>
             <wp:effectExtent l="0" t="0" r="0" b="0"/>
-            <wp:docPr id="7" name="Рисунок 16" descr=""/>
+            <wp:wrapTopAndBottom/>
+            <wp:docPr id="9" name="Изображение9" descr=""/>
             <wp:cNvGraphicFramePr>
               <a:graphicFrameLocks xmlns:a="http://schemas.openxmlformats.org/drawingml/2006/main" noChangeAspect="1"/>
             </wp:cNvGraphicFramePr>
@@ -1644,13 +2725,14 @@
               <a:graphicData uri="http://schemas.openxmlformats.org/drawingml/2006/picture">
                 <pic:pic xmlns:pic="http://schemas.openxmlformats.org/drawingml/2006/picture">
                   <pic:nvPicPr>
-                    <pic:cNvPr id="7" name="Рисунок 16" descr=""/>
+                    <pic:cNvPr id="9" name="Изображение9" descr=""/>
                     <pic:cNvPicPr>
                       <a:picLocks noChangeAspect="1" noChangeArrowheads="1"/>
                     </pic:cNvPicPr>
                   </pic:nvPicPr>
                   <pic:blipFill>
-                    <a:blip r:embed="rId8"/>
+                    <a:blip r:embed="rId10"/>
+                    <a:srcRect l="-118" t="-141" r="-118" b="-141"/>
                     <a:stretch>
                       <a:fillRect/>
                     </a:stretch>
@@ -1658,255 +2740,39 @@
                   <pic:spPr bwMode="auto">
                     <a:xfrm>
                       <a:off x="0" y="0"/>
-                      <a:ext cx="3877310" cy="6553200"/>
+                      <a:ext cx="6120130" cy="5111115"/>
                     </a:xfrm>
                     <a:prstGeom prst="rect">
                       <a:avLst/>
                     </a:prstGeom>
                     <a:noFill/>
+                    <a:ln w="9525">
+                      <a:solidFill>
+                        <a:srgbClr val="000000"/>
+                      </a:solidFill>
+                    </a:ln>
                   </pic:spPr>
                 </pic:pic>
               </a:graphicData>
             </a:graphic>
-          </wp:inline>
+          </wp:anchor>
         </w:drawing>
       </w:r>
-    </w:p>
-    <w:p>
-      <w:pPr>
-        <w:pStyle w:val="Normal"/>
-        <w:ind w:firstLine="709"/>
-        <w:jc w:val="center"/>
+      <w:r>
+        <w:rPr/>
+        <w:t>Рисунок</w:t>
+      </w:r>
+      <w:r>
         <w:rPr>
           <w:lang w:val="en-US"/>
         </w:rPr>
-      </w:pPr>
-      <w:r>
-        <w:rPr/>
-        <w:t>Рисунок</w:t>
+        <w:t xml:space="preserve"> 11 – </w:t>
       </w:r>
       <w:r>
         <w:rPr>
           <w:lang w:val="en-US"/>
         </w:rPr>
-        <w:t xml:space="preserve"> 9 – activity_product_detail.xml</w:t>
-      </w:r>
-    </w:p>
-    <w:p>
-      <w:pPr>
-        <w:pStyle w:val="Normal"/>
-        <w:ind w:firstLine="709"/>
-        <w:jc w:val="center"/>
-        <w:rPr>
-          <w:lang w:val="en-US"/>
-        </w:rPr>
-      </w:pPr>
-      <w:r>
-        <w:rPr>
-          <w:lang w:val="en-US"/>
-        </w:rPr>
-      </w:r>
-    </w:p>
-    <w:p>
-      <w:pPr>
-        <w:pStyle w:val="Normal"/>
-        <w:ind w:firstLine="709"/>
-        <w:jc w:val="center"/>
-        <w:rPr>
-          <w:lang w:val="en-US"/>
-        </w:rPr>
-      </w:pPr>
-      <w:r>
-        <w:rPr>
-          <w:lang w:val="en-US"/>
-        </w:rPr>
-      </w:r>
-    </w:p>
-    <w:p>
-      <w:pPr>
-        <w:pStyle w:val="Normal"/>
-        <w:ind w:firstLine="709"/>
-        <w:jc w:val="center"/>
-        <w:rPr>
-          <w:lang w:val="en-US"/>
-        </w:rPr>
-      </w:pPr>
-      <w:r>
-        <w:rPr/>
-        <w:drawing>
-          <wp:inline distT="0" distB="0" distL="0" distR="0">
-            <wp:extent cx="5293995" cy="4944745"/>
-            <wp:effectExtent l="0" t="0" r="0" b="0"/>
-            <wp:docPr id="8" name="Рисунок 17" descr=""/>
-            <wp:cNvGraphicFramePr>
-              <a:graphicFrameLocks xmlns:a="http://schemas.openxmlformats.org/drawingml/2006/main" noChangeAspect="1"/>
-            </wp:cNvGraphicFramePr>
-            <a:graphic xmlns:a="http://schemas.openxmlformats.org/drawingml/2006/main">
-              <a:graphicData uri="http://schemas.openxmlformats.org/drawingml/2006/picture">
-                <pic:pic xmlns:pic="http://schemas.openxmlformats.org/drawingml/2006/picture">
-                  <pic:nvPicPr>
-                    <pic:cNvPr id="8" name="Рисунок 17" descr=""/>
-                    <pic:cNvPicPr>
-                      <a:picLocks noChangeAspect="1" noChangeArrowheads="1"/>
-                    </pic:cNvPicPr>
-                  </pic:nvPicPr>
-                  <pic:blipFill>
-                    <a:blip r:embed="rId9"/>
-                    <a:stretch>
-                      <a:fillRect/>
-                    </a:stretch>
-                  </pic:blipFill>
-                  <pic:spPr bwMode="auto">
-                    <a:xfrm>
-                      <a:off x="0" y="0"/>
-                      <a:ext cx="5293995" cy="4944745"/>
-                    </a:xfrm>
-                    <a:prstGeom prst="rect">
-                      <a:avLst/>
-                    </a:prstGeom>
-                    <a:noFill/>
-                  </pic:spPr>
-                </pic:pic>
-              </a:graphicData>
-            </a:graphic>
-          </wp:inline>
-        </w:drawing>
-      </w:r>
-    </w:p>
-    <w:p>
-      <w:pPr>
-        <w:pStyle w:val="Normal"/>
-        <w:ind w:firstLine="709"/>
-        <w:jc w:val="center"/>
-        <w:rPr>
-          <w:lang w:val="en-US"/>
-        </w:rPr>
-      </w:pPr>
-      <w:r>
-        <w:rPr/>
-        <w:t>Рисунок</w:t>
-      </w:r>
-      <w:r>
-        <w:rPr>
-          <w:lang w:val="en-US"/>
-        </w:rPr>
-        <w:t xml:space="preserve"> 10 – item_image.xml</w:t>
-      </w:r>
-    </w:p>
-    <w:p>
-      <w:pPr>
-        <w:pStyle w:val="Normal"/>
-        <w:ind w:firstLine="709"/>
-        <w:jc w:val="center"/>
-        <w:rPr>
-          <w:lang w:val="en-US"/>
-        </w:rPr>
-      </w:pPr>
-      <w:r>
-        <w:rPr>
-          <w:lang w:val="en-US"/>
-        </w:rPr>
-      </w:r>
-    </w:p>
-    <w:p>
-      <w:pPr>
-        <w:pStyle w:val="Normal"/>
-        <w:ind w:firstLine="709"/>
-        <w:jc w:val="center"/>
-        <w:rPr>
-          <w:lang w:val="en-US"/>
-        </w:rPr>
-      </w:pPr>
-      <w:r>
-        <w:rPr>
-          <w:lang w:val="en-US"/>
-        </w:rPr>
-      </w:r>
-    </w:p>
-    <w:p>
-      <w:pPr>
-        <w:pStyle w:val="Normal"/>
-        <w:ind w:firstLine="709"/>
-        <w:jc w:val="center"/>
-        <w:rPr>
-          <w:lang w:val="en-US"/>
-        </w:rPr>
-      </w:pPr>
-      <w:r>
-        <w:rPr/>
-        <w:drawing>
-          <wp:inline distT="0" distB="0" distL="0" distR="0">
-            <wp:extent cx="3467735" cy="5486400"/>
-            <wp:effectExtent l="0" t="0" r="0" b="0"/>
-            <wp:docPr id="9" name="Рисунок 18" descr=""/>
-            <wp:cNvGraphicFramePr>
-              <a:graphicFrameLocks xmlns:a="http://schemas.openxmlformats.org/drawingml/2006/main" noChangeAspect="1"/>
-            </wp:cNvGraphicFramePr>
-            <a:graphic xmlns:a="http://schemas.openxmlformats.org/drawingml/2006/main">
-              <a:graphicData uri="http://schemas.openxmlformats.org/drawingml/2006/picture">
-                <pic:pic xmlns:pic="http://schemas.openxmlformats.org/drawingml/2006/picture">
-                  <pic:nvPicPr>
-                    <pic:cNvPr id="9" name="Рисунок 18" descr=""/>
-                    <pic:cNvPicPr>
-                      <a:picLocks noChangeAspect="1" noChangeArrowheads="1"/>
-                    </pic:cNvPicPr>
-                  </pic:nvPicPr>
-                  <pic:blipFill>
-                    <a:blip r:embed="rId10"/>
-                    <a:stretch>
-                      <a:fillRect/>
-                    </a:stretch>
-                  </pic:blipFill>
-                  <pic:spPr bwMode="auto">
-                    <a:xfrm>
-                      <a:off x="0" y="0"/>
-                      <a:ext cx="3467735" cy="5486400"/>
-                    </a:xfrm>
-                    <a:prstGeom prst="rect">
-                      <a:avLst/>
-                    </a:prstGeom>
-                    <a:noFill/>
-                  </pic:spPr>
-                </pic:pic>
-              </a:graphicData>
-            </a:graphic>
-          </wp:inline>
-        </w:drawing>
-      </w:r>
-    </w:p>
-    <w:p>
-      <w:pPr>
-        <w:pStyle w:val="Normal"/>
-        <w:ind w:firstLine="709"/>
-        <w:jc w:val="center"/>
-        <w:rPr>
-          <w:lang w:val="en-US"/>
-        </w:rPr>
-      </w:pPr>
-      <w:r>
-        <w:rPr/>
-        <w:t>Рисунок</w:t>
-      </w:r>
-      <w:r>
-        <w:rPr>
-          <w:lang w:val="en-US"/>
-        </w:rPr>
-        <w:t xml:space="preserve"> 11 – item_product.xml</w:t>
-      </w:r>
-    </w:p>
-    <w:p>
-      <w:pPr>
-        <w:pStyle w:val="Normal"/>
-        <w:ind w:firstLine="709"/>
-        <w:jc w:val="center"/>
-        <w:rPr>
-          <w:lang w:val="en-US"/>
-        </w:rPr>
-      </w:pPr>
-      <w:r>
-        <w:rPr>
-          <w:lang w:val="en-US"/>
-        </w:rPr>
+        <w:t>fragment_photo.hml при нажатии кнопки</w:t>
       </w:r>
     </w:p>
     <w:p>
